--- a/Analysis/India/Indian_Market_News.docx
+++ b/Analysis/India/Indian_Market_News.docx
@@ -497,7 +497,26 @@
           <w:lang w:val="en-US"/>
         </w:rPr>
         <w:lastRenderedPageBreak/>
-        <w:t>Prioritize actionable opportunities with clear growth catalysts in the current Indian market environment."</w:t>
+        <w:t>Prioritize actionable opportunities with clear growth catalysts in the current Indian market environment.</w:t>
+      </w:r>
+      <w:r>
+        <w:rPr>
+          <w:lang w:val="en-US"/>
+        </w:rPr>
+        <w:br/>
+      </w:r>
+      <w:r>
+        <w:rPr>
+          <w:lang w:val="en-US"/>
+        </w:rPr>
+        <w:br/>
+        <w:t>Present in tabular form to understand easily</w:t>
+      </w:r>
+      <w:r>
+        <w:rPr>
+          <w:lang w:val="en-US"/>
+        </w:rPr>
+        <w:t>"</w:t>
       </w:r>
     </w:p>
     <w:p>
@@ -1545,6 +1564,7 @@
   <w:style w:type="character" w:default="1" w:styleId="DefaultParagraphFont">
     <w:name w:val="Default Paragraph Font"/>
     <w:uiPriority w:val="1"/>
+    <w:semiHidden/>
     <w:unhideWhenUsed/>
   </w:style>
   <w:style w:type="table" w:default="1" w:styleId="TableNormal">

--- a/Analysis/India/Indian_Market_News.docx
+++ b/Analysis/India/Indian_Market_News.docx
@@ -5,518 +5,2842 @@
     <w:p>
       <w:pPr>
         <w:rPr>
-          <w:lang w:val="en-US"/>
-        </w:rPr>
-      </w:pPr>
-      <w:r>
-        <w:rPr>
-          <w:b/>
-          <w:bCs/>
-          <w:lang w:val="en-US"/>
-        </w:rPr>
-        <w:t>Indian Stock Market Analysis Prompt:</w:t>
-      </w:r>
-    </w:p>
-    <w:p>
-      <w:pPr>
-        <w:rPr>
-          <w:lang w:val="en-US"/>
-        </w:rPr>
-      </w:pPr>
-      <w:r>
-        <w:rPr>
-          <w:lang w:val="en-US"/>
-        </w:rPr>
-        <w:t>"Please identify and analyze Indian stocks (NSE/BSE listed companies) that have recently experienced or are likely to experience positive developments. Specifically, I'm looking for companies with:</w:t>
+          <w:b/>
+          <w:bCs/>
+          <w:lang w:val="en-US"/>
+        </w:rPr>
+      </w:pPr>
+      <w:r>
+        <w:rPr>
+          <w:b/>
+          <w:bCs/>
+          <w:lang w:val="en-US"/>
+        </w:rPr>
+        <w:t>Here is your fully updated and enhanced prompt:</w:t>
+      </w:r>
+    </w:p>
+    <w:p>
+      <w:pPr>
+        <w:rPr>
+          <w:b/>
+          <w:bCs/>
+          <w:lang w:val="en-US"/>
+        </w:rPr>
+      </w:pPr>
+      <w:r>
+        <w:rPr>
+          <w:b/>
+          <w:bCs/>
+          <w:lang w:val="en-US"/>
+        </w:rPr>
+        <w:pict w14:anchorId="3414B281">
+          <v:rect id="_x0000_i1079" style="width:0;height:1.5pt" o:hralign="center" o:hrstd="t" o:hr="t" fillcolor="#a0a0a0" stroked="f"/>
+        </w:pict>
+      </w:r>
+    </w:p>
+    <w:p>
+      <w:pPr>
+        <w:rPr>
+          <w:b/>
+          <w:bCs/>
+          <w:lang w:val="en-US"/>
+        </w:rPr>
+      </w:pPr>
+      <w:r>
+        <w:rPr>
+          <w:rFonts w:ascii="Segoe UI Emoji" w:hAnsi="Segoe UI Emoji" w:cs="Segoe UI Emoji"/>
+          <w:b/>
+          <w:bCs/>
+          <w:lang w:val="en-US"/>
+        </w:rPr>
+        <w:t>🇮🇳</w:t>
+      </w:r>
+      <w:r>
+        <w:rPr>
+          <w:b/>
+          <w:bCs/>
+          <w:lang w:val="en-US"/>
+        </w:rPr>
+        <w:t xml:space="preserve"> Indian Stock Market Deep Analysis Prompt (Enhanced Edition)</w:t>
+      </w:r>
+    </w:p>
+    <w:p>
+      <w:pPr>
+        <w:rPr>
+          <w:b/>
+          <w:bCs/>
+          <w:lang w:val="en-US"/>
+        </w:rPr>
+      </w:pPr>
+      <w:r>
+        <w:rPr>
+          <w:b/>
+          <w:bCs/>
+          <w:lang w:val="en-US"/>
+        </w:rPr>
+        <w:pict w14:anchorId="1910C36D">
+          <v:rect id="_x0000_i1080" style="width:0;height:1.5pt" o:hralign="center" o:hrstd="t" o:hr="t" fillcolor="#a0a0a0" stroked="f"/>
+        </w:pict>
+      </w:r>
+    </w:p>
+    <w:p>
+      <w:pPr>
+        <w:rPr>
+          <w:b/>
+          <w:bCs/>
+          <w:lang w:val="en-US"/>
+        </w:rPr>
+      </w:pPr>
+      <w:r>
+        <w:rPr>
+          <w:b/>
+          <w:bCs/>
+          <w:lang w:val="en-US"/>
+        </w:rPr>
+        <w:t>"Analyze NSE/BSE-listed Indian stocks with strong positive catalysts across all major and emerging sectors. Identify companies with high-probability growth triggers using the criteria below. Present findings in a clean, structured table format with all specified data points."</w:t>
+      </w:r>
+    </w:p>
+    <w:p>
+      <w:pPr>
+        <w:rPr>
+          <w:b/>
+          <w:bCs/>
+          <w:lang w:val="en-US"/>
+        </w:rPr>
+      </w:pPr>
+      <w:r>
+        <w:rPr>
+          <w:b/>
+          <w:bCs/>
+          <w:lang w:val="en-US"/>
+        </w:rPr>
+        <w:pict w14:anchorId="3325E7CB">
+          <v:rect id="_x0000_i1081" style="width:0;height:1.5pt" o:hralign="center" o:hrstd="t" o:hr="t" fillcolor="#a0a0a0" stroked="f"/>
+        </w:pict>
+      </w:r>
+    </w:p>
+    <w:p>
+      <w:pPr>
+        <w:rPr>
+          <w:b/>
+          <w:bCs/>
+          <w:lang w:val="en-US"/>
+        </w:rPr>
+      </w:pPr>
+      <w:r>
+        <w:rPr>
+          <w:rFonts w:ascii="Segoe UI Emoji" w:hAnsi="Segoe UI Emoji" w:cs="Segoe UI Emoji"/>
+          <w:b/>
+          <w:bCs/>
+          <w:lang w:val="en-US"/>
+        </w:rPr>
+        <w:t>📌</w:t>
+      </w:r>
+      <w:r>
+        <w:rPr>
+          <w:b/>
+          <w:bCs/>
+          <w:lang w:val="en-US"/>
+        </w:rPr>
+        <w:t xml:space="preserve"> SECTION 1 — SCREENING CRITERIA (Identify stocks with ANY of the following)</w:t>
+      </w:r>
+    </w:p>
+    <w:p>
+      <w:pPr>
+        <w:rPr>
+          <w:b/>
+          <w:bCs/>
+          <w:lang w:val="en-US"/>
+        </w:rPr>
+      </w:pPr>
+      <w:r>
+        <w:rPr>
+          <w:b/>
+          <w:bCs/>
+          <w:lang w:val="en-US"/>
+        </w:rPr>
+        <w:t>A. Order Wins &amp; Government Contracts</w:t>
       </w:r>
     </w:p>
     <w:p>
       <w:pPr>
         <w:numPr>
           <w:ilvl w:val="0"/>
-          <w:numId w:val="1"/>
+          <w:numId w:val="4"/>
         </w:numPr>
         <w:rPr>
-          <w:lang w:val="en-US"/>
-        </w:rPr>
-      </w:pPr>
-      <w:r>
-        <w:rPr>
-          <w:b/>
-          <w:bCs/>
-          <w:lang w:val="en-US"/>
-        </w:rPr>
-        <w:t>High probability of winning major projects or government contracts</w:t>
-      </w:r>
-      <w:r>
-        <w:rPr>
-          <w:lang w:val="en-US"/>
-        </w:rPr>
-        <w:t xml:space="preserve"> (infrastructure, defense, railways, smart cities, etc.)</w:t>
+          <w:b/>
+          <w:bCs/>
+          <w:lang w:val="en-US"/>
+        </w:rPr>
+      </w:pPr>
+      <w:r>
+        <w:rPr>
+          <w:b/>
+          <w:bCs/>
+          <w:lang w:val="en-US"/>
+        </w:rPr>
+        <w:t>Major project wins in infrastructure, defense, railways, metro, smart cities, highways, ports, airports</w:t>
       </w:r>
     </w:p>
     <w:p>
       <w:pPr>
         <w:numPr>
           <w:ilvl w:val="0"/>
-          <w:numId w:val="1"/>
+          <w:numId w:val="4"/>
         </w:numPr>
         <w:rPr>
-          <w:lang w:val="en-US"/>
-        </w:rPr>
-      </w:pPr>
-      <w:r>
-        <w:rPr>
-          <w:b/>
-          <w:bCs/>
-          <w:lang w:val="en-US"/>
-        </w:rPr>
-        <w:t>Recent or announced acquisitions/mergers</w:t>
-      </w:r>
-      <w:r>
-        <w:rPr>
-          <w:lang w:val="en-US"/>
-        </w:rPr>
-        <w:t xml:space="preserve"> that could drive growth</w:t>
+          <w:b/>
+          <w:bCs/>
+          <w:lang w:val="en-US"/>
+        </w:rPr>
+      </w:pPr>
+      <w:r>
+        <w:rPr>
+          <w:b/>
+          <w:bCs/>
+          <w:lang w:val="en-US"/>
+        </w:rPr>
+        <w:t>Central/State government tenders won or high probability of winning</w:t>
       </w:r>
     </w:p>
     <w:p>
       <w:pPr>
         <w:numPr>
           <w:ilvl w:val="0"/>
-          <w:numId w:val="1"/>
+          <w:numId w:val="4"/>
         </w:numPr>
         <w:rPr>
-          <w:lang w:val="en-US"/>
-        </w:rPr>
-      </w:pPr>
-      <w:r>
-        <w:rPr>
-          <w:b/>
-          <w:bCs/>
-          <w:lang w:val="en-US"/>
-        </w:rPr>
-        <w:t>New strategic investments</w:t>
-      </w:r>
-      <w:r>
-        <w:rPr>
-          <w:lang w:val="en-US"/>
-        </w:rPr>
-        <w:t xml:space="preserve"> (FDI, PE investments, joint ventures, or companies making strategic investments)</w:t>
+          <w:b/>
+          <w:bCs/>
+          <w:lang w:val="en-US"/>
+        </w:rPr>
+      </w:pPr>
+      <w:r>
+        <w:rPr>
+          <w:b/>
+          <w:bCs/>
+          <w:lang w:val="en-US"/>
+        </w:rPr>
+        <w:t>PSU capex beneficiaries under NIP (National Infrastructure Pipeline) &amp; PM Gati Shakti</w:t>
+      </w:r>
+    </w:p>
+    <w:p>
+      <w:pPr>
+        <w:rPr>
+          <w:b/>
+          <w:bCs/>
+          <w:lang w:val="en-US"/>
+        </w:rPr>
+      </w:pPr>
+      <w:r>
+        <w:rPr>
+          <w:b/>
+          <w:bCs/>
+          <w:lang w:val="en-US"/>
+        </w:rPr>
+        <w:t>B. M&amp;A, Acquisitions &amp; Strategic Deals</w:t>
       </w:r>
     </w:p>
     <w:p>
       <w:pPr>
         <w:numPr>
           <w:ilvl w:val="0"/>
-          <w:numId w:val="1"/>
+          <w:numId w:val="5"/>
         </w:numPr>
         <w:rPr>
-          <w:lang w:val="en-US"/>
-        </w:rPr>
-      </w:pPr>
-      <w:r>
-        <w:rPr>
-          <w:b/>
-          <w:bCs/>
-          <w:lang w:val="en-US"/>
-        </w:rPr>
-        <w:t>Strong revenue growth</w:t>
-      </w:r>
-      <w:r>
-        <w:rPr>
-          <w:lang w:val="en-US"/>
-        </w:rPr>
-        <w:t xml:space="preserve"> trends, positive quarterly results, or upgraded guidance</w:t>
+          <w:b/>
+          <w:bCs/>
+          <w:lang w:val="en-US"/>
+        </w:rPr>
+      </w:pPr>
+      <w:r>
+        <w:rPr>
+          <w:b/>
+          <w:bCs/>
+          <w:lang w:val="en-US"/>
+        </w:rPr>
+        <w:t>Announced or completed mergers, acquisitions, or stake purchases</w:t>
       </w:r>
     </w:p>
     <w:p>
       <w:pPr>
         <w:numPr>
           <w:ilvl w:val="0"/>
-          <w:numId w:val="1"/>
+          <w:numId w:val="5"/>
         </w:numPr>
         <w:rPr>
-          <w:lang w:val="en-US"/>
-        </w:rPr>
-      </w:pPr>
-      <w:r>
-        <w:rPr>
-          <w:b/>
-          <w:bCs/>
-          <w:lang w:val="en-US"/>
-        </w:rPr>
-        <w:t>Positive sectoral developments</w:t>
-      </w:r>
-      <w:r>
-        <w:rPr>
-          <w:lang w:val="en-US"/>
-        </w:rPr>
-        <w:t xml:space="preserve"> (PLI scheme beneficiaries, policy changes, regulatory approvals)</w:t>
+          <w:b/>
+          <w:bCs/>
+          <w:lang w:val="en-US"/>
+        </w:rPr>
+      </w:pPr>
+      <w:r>
+        <w:rPr>
+          <w:b/>
+          <w:bCs/>
+          <w:lang w:val="en-US"/>
+        </w:rPr>
+        <w:t>Joint ventures (domestic or international)</w:t>
       </w:r>
     </w:p>
     <w:p>
       <w:pPr>
         <w:numPr>
           <w:ilvl w:val="0"/>
-          <w:numId w:val="1"/>
+          <w:numId w:val="5"/>
         </w:numPr>
         <w:rPr>
-          <w:lang w:val="en-US"/>
-        </w:rPr>
-      </w:pPr>
-      <w:r>
-        <w:rPr>
-          <w:b/>
-          <w:bCs/>
-          <w:lang w:val="en-US"/>
-        </w:rPr>
-        <w:t>Other significant positive catalysts</w:t>
-      </w:r>
-      <w:r>
-        <w:rPr>
-          <w:lang w:val="en-US"/>
-        </w:rPr>
-        <w:t xml:space="preserve"> (new product launches, capacity expansions, debt reduction, dividend announcements)</w:t>
-      </w:r>
-    </w:p>
-    <w:p>
-      <w:pPr>
-        <w:rPr>
-          <w:lang w:val="en-US"/>
-        </w:rPr>
-      </w:pPr>
-      <w:r>
-        <w:rPr>
-          <w:lang w:val="en-US"/>
-        </w:rPr>
-        <w:t>For each stock recommendation, please provide:</w:t>
+          <w:b/>
+          <w:bCs/>
+          <w:lang w:val="en-US"/>
+        </w:rPr>
+      </w:pPr>
+      <w:r>
+        <w:rPr>
+          <w:b/>
+          <w:bCs/>
+          <w:lang w:val="en-US"/>
+        </w:rPr>
+        <w:t>Strategic divestments unlocking shareholder value</w:t>
+      </w:r>
+    </w:p>
+    <w:p>
+      <w:pPr>
+        <w:rPr>
+          <w:b/>
+          <w:bCs/>
+          <w:lang w:val="en-US"/>
+        </w:rPr>
+      </w:pPr>
+      <w:r>
+        <w:rPr>
+          <w:b/>
+          <w:bCs/>
+          <w:lang w:val="en-US"/>
+        </w:rPr>
+        <w:t>C. Investments &amp; Capital Inflows</w:t>
       </w:r>
     </w:p>
     <w:p>
       <w:pPr>
         <w:numPr>
           <w:ilvl w:val="0"/>
-          <w:numId w:val="2"/>
+          <w:numId w:val="6"/>
         </w:numPr>
         <w:rPr>
-          <w:lang w:val="en-US"/>
-        </w:rPr>
-      </w:pPr>
-      <w:r>
-        <w:rPr>
-          <w:b/>
-          <w:bCs/>
-          <w:lang w:val="en-US"/>
-        </w:rPr>
-        <w:t>Company Name &amp; NSE/BSE Ticker Symbol</w:t>
+          <w:b/>
+          <w:bCs/>
+          <w:lang w:val="en-US"/>
+        </w:rPr>
+      </w:pPr>
+      <w:r>
+        <w:rPr>
+          <w:b/>
+          <w:bCs/>
+          <w:lang w:val="en-US"/>
+        </w:rPr>
+        <w:t>FDI approvals or large foreign investments received</w:t>
       </w:r>
     </w:p>
     <w:p>
       <w:pPr>
         <w:numPr>
           <w:ilvl w:val="0"/>
-          <w:numId w:val="2"/>
+          <w:numId w:val="6"/>
         </w:numPr>
         <w:rPr>
-          <w:lang w:val="en-US"/>
-        </w:rPr>
-      </w:pPr>
-      <w:r>
-        <w:rPr>
-          <w:b/>
-          <w:bCs/>
-          <w:lang w:val="en-US"/>
-        </w:rPr>
-        <w:t>Specific News/Development</w:t>
-      </w:r>
-      <w:r>
-        <w:rPr>
-          <w:lang w:val="en-US"/>
-        </w:rPr>
-        <w:t xml:space="preserve"> with brief explanation</w:t>
+          <w:b/>
+          <w:bCs/>
+          <w:lang w:val="en-US"/>
+        </w:rPr>
+      </w:pPr>
+      <w:r>
+        <w:rPr>
+          <w:b/>
+          <w:bCs/>
+          <w:lang w:val="en-US"/>
+        </w:rPr>
+        <w:t>PE/VC funding rounds (especially pre-IPO)</w:t>
       </w:r>
     </w:p>
     <w:p>
       <w:pPr>
         <w:numPr>
           <w:ilvl w:val="0"/>
-          <w:numId w:val="2"/>
+          <w:numId w:val="6"/>
         </w:numPr>
         <w:rPr>
-          <w:lang w:val="en-US"/>
-        </w:rPr>
-      </w:pPr>
-      <w:r>
-        <w:rPr>
-          <w:b/>
-          <w:bCs/>
-          <w:lang w:val="en-US"/>
-        </w:rPr>
-        <w:t>Sector</w:t>
-      </w:r>
-      <w:r>
-        <w:rPr>
-          <w:lang w:val="en-US"/>
-        </w:rPr>
-        <w:t xml:space="preserve"> (IT, Pharma, Banking, Infrastructure, etc.)</w:t>
+          <w:b/>
+          <w:bCs/>
+          <w:lang w:val="en-US"/>
+        </w:rPr>
+      </w:pPr>
+      <w:r>
+        <w:rPr>
+          <w:b/>
+          <w:bCs/>
+          <w:lang w:val="en-US"/>
+        </w:rPr>
+        <w:t>QIP, rights issues, or preferential allotments indicating growth capex</w:t>
       </w:r>
     </w:p>
     <w:p>
       <w:pPr>
         <w:numPr>
           <w:ilvl w:val="0"/>
-          <w:numId w:val="2"/>
+          <w:numId w:val="6"/>
         </w:numPr>
         <w:rPr>
-          <w:lang w:val="en-US"/>
-        </w:rPr>
-      </w:pPr>
-      <w:r>
-        <w:rPr>
-          <w:b/>
-          <w:bCs/>
-          <w:lang w:val="en-US"/>
-        </w:rPr>
-        <w:t>Market Cap Category</w:t>
-      </w:r>
-      <w:r>
-        <w:rPr>
-          <w:lang w:val="en-US"/>
-        </w:rPr>
-        <w:t xml:space="preserve"> (Large-cap/Mid-cap/Small-cap)</w:t>
+          <w:b/>
+          <w:bCs/>
+          <w:lang w:val="en-US"/>
+        </w:rPr>
+      </w:pPr>
+      <w:r>
+        <w:rPr>
+          <w:b/>
+          <w:bCs/>
+          <w:lang w:val="en-US"/>
+        </w:rPr>
+        <w:t>Strategic investments by the company in subsidiaries or new verticals</w:t>
+      </w:r>
+    </w:p>
+    <w:p>
+      <w:pPr>
+        <w:rPr>
+          <w:b/>
+          <w:bCs/>
+          <w:lang w:val="en-US"/>
+        </w:rPr>
+      </w:pPr>
+      <w:r>
+        <w:rPr>
+          <w:b/>
+          <w:bCs/>
+          <w:lang w:val="en-US"/>
+        </w:rPr>
+        <w:t>D. Financial Performance &amp; Guidance</w:t>
       </w:r>
     </w:p>
     <w:p>
       <w:pPr>
         <w:numPr>
           <w:ilvl w:val="0"/>
-          <w:numId w:val="2"/>
+          <w:numId w:val="7"/>
         </w:numPr>
         <w:rPr>
-          <w:lang w:val="en-US"/>
-        </w:rPr>
-      </w:pPr>
-      <w:r>
-        <w:rPr>
-          <w:b/>
-          <w:bCs/>
-          <w:lang w:val="en-US"/>
-        </w:rPr>
-        <w:t>Potential Impact</w:t>
-      </w:r>
-      <w:r>
-        <w:rPr>
-          <w:lang w:val="en-US"/>
-        </w:rPr>
-        <w:t xml:space="preserve"> on stock performance</w:t>
+          <w:b/>
+          <w:bCs/>
+          <w:lang w:val="en-US"/>
+        </w:rPr>
+      </w:pPr>
+      <w:r>
+        <w:rPr>
+          <w:b/>
+          <w:bCs/>
+          <w:lang w:val="en-US"/>
+        </w:rPr>
+        <w:t>Strong quarterly results (revenue growth &gt;15% YoY, PAT growth &gt;20% YoY)</w:t>
       </w:r>
     </w:p>
     <w:p>
       <w:pPr>
         <w:numPr>
           <w:ilvl w:val="0"/>
-          <w:numId w:val="2"/>
+          <w:numId w:val="7"/>
         </w:numPr>
         <w:rPr>
-          <w:lang w:val="en-US"/>
-        </w:rPr>
-      </w:pPr>
-      <w:r>
-        <w:rPr>
-          <w:b/>
-          <w:bCs/>
-          <w:lang w:val="en-US"/>
-        </w:rPr>
-        <w:t>Recent Price Movement</w:t>
-      </w:r>
-      <w:r>
-        <w:rPr>
-          <w:lang w:val="en-US"/>
-        </w:rPr>
-        <w:t xml:space="preserve"> and current trading levels if available</w:t>
-      </w:r>
-    </w:p>
-    <w:p>
-      <w:pPr>
-        <w:rPr>
-          <w:lang w:val="en-US"/>
-        </w:rPr>
-      </w:pPr>
-      <w:r>
-        <w:rPr>
-          <w:lang w:val="en-US"/>
-        </w:rPr>
-        <w:t>Focus on companies across sectors like:</w:t>
+          <w:b/>
+          <w:bCs/>
+          <w:lang w:val="en-US"/>
+        </w:rPr>
+      </w:pPr>
+      <w:r>
+        <w:rPr>
+          <w:b/>
+          <w:bCs/>
+          <w:lang w:val="en-US"/>
+        </w:rPr>
+        <w:t>Upgraded revenue or earnings guidance for FY27</w:t>
       </w:r>
     </w:p>
     <w:p>
       <w:pPr>
         <w:numPr>
           <w:ilvl w:val="0"/>
-          <w:numId w:val="3"/>
+          <w:numId w:val="7"/>
         </w:numPr>
         <w:rPr>
-          <w:lang w:val="en-US"/>
-        </w:rPr>
-      </w:pPr>
-      <w:r>
-        <w:rPr>
-          <w:lang w:val="en-US"/>
-        </w:rPr>
-        <w:t>IT &amp; Technology</w:t>
+          <w:b/>
+          <w:bCs/>
+          <w:lang w:val="en-US"/>
+        </w:rPr>
+      </w:pPr>
+      <w:r>
+        <w:rPr>
+          <w:b/>
+          <w:bCs/>
+          <w:lang w:val="en-US"/>
+        </w:rPr>
+        <w:t>Margin expansion trends or significant debt reduction</w:t>
       </w:r>
     </w:p>
     <w:p>
       <w:pPr>
         <w:numPr>
           <w:ilvl w:val="0"/>
-          <w:numId w:val="3"/>
+          <w:numId w:val="7"/>
         </w:numPr>
         <w:rPr>
-          <w:lang w:val="en-US"/>
-        </w:rPr>
-      </w:pPr>
-      <w:r>
-        <w:rPr>
-          <w:lang w:val="en-US"/>
-        </w:rPr>
-        <w:t>Banking &amp; Financial Services</w:t>
+          <w:b/>
+          <w:bCs/>
+          <w:lang w:val="en-US"/>
+        </w:rPr>
+      </w:pPr>
+      <w:r>
+        <w:rPr>
+          <w:b/>
+          <w:bCs/>
+          <w:lang w:val="en-US"/>
+        </w:rPr>
+        <w:t>Dividend announcements or buyback programs</w:t>
+      </w:r>
+    </w:p>
+    <w:p>
+      <w:pPr>
+        <w:rPr>
+          <w:b/>
+          <w:bCs/>
+          <w:lang w:val="en-US"/>
+        </w:rPr>
+      </w:pPr>
+      <w:r>
+        <w:rPr>
+          <w:b/>
+          <w:bCs/>
+          <w:lang w:val="en-US"/>
+        </w:rPr>
+        <w:lastRenderedPageBreak/>
+        <w:t>E. Policy &amp; Regulatory Tailwinds</w:t>
       </w:r>
     </w:p>
     <w:p>
       <w:pPr>
         <w:numPr>
           <w:ilvl w:val="0"/>
-          <w:numId w:val="3"/>
+          <w:numId w:val="8"/>
         </w:numPr>
         <w:rPr>
-          <w:lang w:val="en-US"/>
-        </w:rPr>
-      </w:pPr>
-      <w:r>
-        <w:rPr>
-          <w:lang w:val="en-US"/>
-        </w:rPr>
-        <w:t>Pharmaceuticals &amp; Healthcare</w:t>
+          <w:b/>
+          <w:bCs/>
+          <w:lang w:val="en-US"/>
+        </w:rPr>
+      </w:pPr>
+      <w:r>
+        <w:rPr>
+          <w:b/>
+          <w:bCs/>
+          <w:lang w:val="en-US"/>
+        </w:rPr>
+        <w:t>PLI scheme beneficiaries (Electronics, EV, Pharma, Textile, Food Processing, Semiconductor, Telecom)</w:t>
       </w:r>
     </w:p>
     <w:p>
       <w:pPr>
         <w:numPr>
           <w:ilvl w:val="0"/>
-          <w:numId w:val="3"/>
+          <w:numId w:val="8"/>
         </w:numPr>
         <w:rPr>
-          <w:lang w:val="en-US"/>
-        </w:rPr>
-      </w:pPr>
-      <w:r>
-        <w:rPr>
-          <w:lang w:val="en-US"/>
-        </w:rPr>
-        <w:t>Infrastructure &amp; Construction</w:t>
+          <w:b/>
+          <w:bCs/>
+          <w:lang w:val="en-US"/>
+        </w:rPr>
+      </w:pPr>
+      <w:r>
+        <w:rPr>
+          <w:b/>
+          <w:bCs/>
+          <w:lang w:val="en-US"/>
+        </w:rPr>
+        <w:t>SEBI/RBI/MoF regulatory approvals or favorable policy changes</w:t>
       </w:r>
     </w:p>
     <w:p>
       <w:pPr>
         <w:numPr>
           <w:ilvl w:val="0"/>
-          <w:numId w:val="3"/>
+          <w:numId w:val="8"/>
         </w:numPr>
         <w:rPr>
-          <w:lang w:val="en-US"/>
-        </w:rPr>
-      </w:pPr>
-      <w:r>
-        <w:rPr>
-          <w:lang w:val="en-US"/>
-        </w:rPr>
-        <w:t>Automobile &amp; Auto Components</w:t>
+          <w:b/>
+          <w:bCs/>
+          <w:lang w:val="en-US"/>
+        </w:rPr>
+      </w:pPr>
+      <w:r>
+        <w:rPr>
+          <w:b/>
+          <w:bCs/>
+          <w:lang w:val="en-US"/>
+        </w:rPr>
+        <w:t>Import duty protection or anti-dumping relief</w:t>
       </w:r>
     </w:p>
     <w:p>
       <w:pPr>
         <w:numPr>
           <w:ilvl w:val="0"/>
-          <w:numId w:val="3"/>
+          <w:numId w:val="8"/>
         </w:numPr>
         <w:rPr>
-          <w:lang w:val="en-US"/>
-        </w:rPr>
-      </w:pPr>
-      <w:r>
-        <w:rPr>
-          <w:lang w:val="en-US"/>
-        </w:rPr>
-        <w:t>Chemicals &amp; Materials</w:t>
+          <w:b/>
+          <w:bCs/>
+          <w:lang w:val="en-US"/>
+        </w:rPr>
+      </w:pPr>
+      <w:r>
+        <w:rPr>
+          <w:b/>
+          <w:bCs/>
+          <w:lang w:val="en-US"/>
+        </w:rPr>
+        <w:t>Export incentive schemes (</w:t>
+      </w:r>
+      <w:proofErr w:type="spellStart"/>
+      <w:r>
+        <w:rPr>
+          <w:b/>
+          <w:bCs/>
+          <w:lang w:val="en-US"/>
+        </w:rPr>
+        <w:t>RoDTEP</w:t>
+      </w:r>
+      <w:proofErr w:type="spellEnd"/>
+      <w:r>
+        <w:rPr>
+          <w:b/>
+          <w:bCs/>
+          <w:lang w:val="en-US"/>
+        </w:rPr>
+        <w:t>, MEIS successors)</w:t>
+      </w:r>
+    </w:p>
+    <w:p>
+      <w:pPr>
+        <w:rPr>
+          <w:b/>
+          <w:bCs/>
+          <w:lang w:val="en-US"/>
+        </w:rPr>
+      </w:pPr>
+      <w:r>
+        <w:rPr>
+          <w:b/>
+          <w:bCs/>
+          <w:lang w:val="en-US"/>
+        </w:rPr>
+        <w:t>F. Sectoral &amp; Thematic Catalysts</w:t>
       </w:r>
     </w:p>
     <w:p>
       <w:pPr>
         <w:numPr>
           <w:ilvl w:val="0"/>
-          <w:numId w:val="3"/>
+          <w:numId w:val="9"/>
         </w:numPr>
         <w:rPr>
-          <w:lang w:val="en-US"/>
-        </w:rPr>
-      </w:pPr>
-      <w:r>
-        <w:rPr>
-          <w:lang w:val="en-US"/>
-        </w:rPr>
-        <w:t>Renewable Energy</w:t>
+          <w:b/>
+          <w:bCs/>
+          <w:lang w:val="en-US"/>
+        </w:rPr>
+      </w:pPr>
+      <w:r>
+        <w:rPr>
+          <w:b/>
+          <w:bCs/>
+          <w:lang w:val="en-US"/>
+        </w:rPr>
+        <w:t>Capacity expansions, new plant commissioning, greenfield projects</w:t>
       </w:r>
     </w:p>
     <w:p>
       <w:pPr>
         <w:numPr>
           <w:ilvl w:val="0"/>
-          <w:numId w:val="3"/>
+          <w:numId w:val="9"/>
         </w:numPr>
         <w:rPr>
-          <w:lang w:val="en-US"/>
-        </w:rPr>
-      </w:pPr>
-      <w:r>
-        <w:rPr>
-          <w:lang w:val="en-US"/>
-        </w:rPr>
-        <w:t>Consumer Goods &amp; Retail</w:t>
-      </w:r>
-    </w:p>
-    <w:p>
-      <w:pPr>
-        <w:rPr>
-          <w:lang w:val="en-US"/>
-        </w:rPr>
-      </w:pPr>
-      <w:r>
-        <w:rPr>
+          <w:b/>
+          <w:bCs/>
+          <w:lang w:val="en-US"/>
+        </w:rPr>
+      </w:pPr>
+      <w:r>
+        <w:rPr>
+          <w:b/>
+          <w:bCs/>
+          <w:lang w:val="en-US"/>
+        </w:rPr>
+        <w:t>New product launches, drug approvals (USFDA/EMA), technology rollouts</w:t>
+      </w:r>
+    </w:p>
+    <w:p>
+      <w:pPr>
+        <w:numPr>
+          <w:ilvl w:val="0"/>
+          <w:numId w:val="9"/>
+        </w:numPr>
+        <w:rPr>
+          <w:b/>
+          <w:bCs/>
+          <w:lang w:val="en-US"/>
+        </w:rPr>
+      </w:pPr>
+      <w:r>
+        <w:rPr>
+          <w:b/>
+          <w:bCs/>
+          <w:lang w:val="en-US"/>
+        </w:rPr>
+        <w:t>Strategic partnerships, licensing deals, or technology transfers</w:t>
+      </w:r>
+    </w:p>
+    <w:p>
+      <w:pPr>
+        <w:numPr>
+          <w:ilvl w:val="0"/>
+          <w:numId w:val="9"/>
+        </w:numPr>
+        <w:rPr>
+          <w:b/>
+          <w:bCs/>
+          <w:lang w:val="en-US"/>
+        </w:rPr>
+      </w:pPr>
+      <w:r>
+        <w:rPr>
+          <w:b/>
+          <w:bCs/>
+          <w:lang w:val="en-US"/>
+        </w:rPr>
+        <w:t>Debt-free milestones, credit rating upgrades</w:t>
+      </w:r>
+    </w:p>
+    <w:p>
+      <w:pPr>
+        <w:numPr>
+          <w:ilvl w:val="0"/>
+          <w:numId w:val="9"/>
+        </w:numPr>
+        <w:rPr>
+          <w:b/>
+          <w:bCs/>
+          <w:lang w:val="en-US"/>
+        </w:rPr>
+      </w:pPr>
+      <w:r>
+        <w:rPr>
+          <w:b/>
+          <w:bCs/>
+          <w:lang w:val="en-US"/>
+        </w:rPr>
+        <w:t>Turnaround stories with improving fundamentals</w:t>
+      </w:r>
+    </w:p>
+    <w:p>
+      <w:pPr>
+        <w:rPr>
+          <w:b/>
+          <w:bCs/>
+          <w:lang w:val="en-US"/>
+        </w:rPr>
+      </w:pPr>
+      <w:r>
+        <w:rPr>
+          <w:b/>
+          <w:bCs/>
+          <w:lang w:val="en-US"/>
+        </w:rPr>
+        <w:pict w14:anchorId="503A1D41">
+          <v:rect id="_x0000_i1082" style="width:0;height:1.5pt" o:hralign="center" o:hrstd="t" o:hr="t" fillcolor="#a0a0a0" stroked="f"/>
+        </w:pict>
+      </w:r>
+    </w:p>
+    <w:p>
+      <w:pPr>
+        <w:rPr>
+          <w:b/>
+          <w:bCs/>
+          <w:lang w:val="en-US"/>
+        </w:rPr>
+      </w:pPr>
+      <w:r>
+        <w:rPr>
+          <w:rFonts w:ascii="Segoe UI Emoji" w:hAnsi="Segoe UI Emoji" w:cs="Segoe UI Emoji"/>
+          <w:b/>
+          <w:bCs/>
+          <w:lang w:val="en-US"/>
+        </w:rPr>
+        <w:t>📌</w:t>
+      </w:r>
+      <w:r>
+        <w:rPr>
+          <w:b/>
+          <w:bCs/>
+          <w:lang w:val="en-US"/>
+        </w:rPr>
+        <w:t xml:space="preserve"> SECTION 2 — SECTORS TO COVER (Comprehensive Universe)</w:t>
+      </w:r>
+    </w:p>
+    <w:p>
+      <w:pPr>
+        <w:rPr>
+          <w:b/>
+          <w:bCs/>
+          <w:lang w:val="en-US"/>
+        </w:rPr>
+      </w:pPr>
+      <w:r>
+        <w:rPr>
+          <w:b/>
+          <w:bCs/>
+          <w:lang w:val="en-US"/>
+        </w:rPr>
+        <w:t>Core Sectors:</w:t>
+      </w:r>
+    </w:p>
+    <w:p>
+      <w:pPr>
+        <w:numPr>
+          <w:ilvl w:val="0"/>
+          <w:numId w:val="10"/>
+        </w:numPr>
+        <w:rPr>
+          <w:b/>
+          <w:bCs/>
+          <w:lang w:val="en-US"/>
+        </w:rPr>
+      </w:pPr>
+      <w:r>
+        <w:rPr>
+          <w:b/>
+          <w:bCs/>
+          <w:lang w:val="en-US"/>
+        </w:rPr>
+        <w:t>IT &amp; Technology (AI, Cloud, Enterprise Software, Cybersecurity)</w:t>
+      </w:r>
+    </w:p>
+    <w:p>
+      <w:pPr>
+        <w:numPr>
+          <w:ilvl w:val="0"/>
+          <w:numId w:val="10"/>
+        </w:numPr>
+        <w:rPr>
+          <w:b/>
+          <w:bCs/>
+          <w:lang w:val="en-US"/>
+        </w:rPr>
+      </w:pPr>
+      <w:r>
+        <w:rPr>
+          <w:b/>
+          <w:bCs/>
+          <w:lang w:val="en-US"/>
+        </w:rPr>
+        <w:t>Banking, NBFC &amp; Financial Services</w:t>
+      </w:r>
+    </w:p>
+    <w:p>
+      <w:pPr>
+        <w:numPr>
+          <w:ilvl w:val="0"/>
+          <w:numId w:val="10"/>
+        </w:numPr>
+        <w:rPr>
+          <w:b/>
+          <w:bCs/>
+          <w:lang w:val="en-US"/>
+        </w:rPr>
+      </w:pPr>
+      <w:r>
+        <w:rPr>
+          <w:b/>
+          <w:bCs/>
+          <w:lang w:val="en-US"/>
+        </w:rPr>
+        <w:t>Pharmaceuticals, Healthcare &amp; CDMO</w:t>
+      </w:r>
+    </w:p>
+    <w:p>
+      <w:pPr>
+        <w:numPr>
+          <w:ilvl w:val="0"/>
+          <w:numId w:val="10"/>
+        </w:numPr>
+        <w:rPr>
+          <w:b/>
+          <w:bCs/>
+          <w:lang w:val="en-US"/>
+        </w:rPr>
+      </w:pPr>
+      <w:r>
+        <w:rPr>
+          <w:b/>
+          <w:bCs/>
+          <w:lang w:val="en-US"/>
+        </w:rPr>
+        <w:t>Infrastructure, Construction &amp; EPC</w:t>
+      </w:r>
+    </w:p>
+    <w:p>
+      <w:pPr>
+        <w:numPr>
+          <w:ilvl w:val="0"/>
+          <w:numId w:val="10"/>
+        </w:numPr>
+        <w:rPr>
+          <w:b/>
+          <w:bCs/>
+          <w:lang w:val="en-US"/>
+        </w:rPr>
+      </w:pPr>
+      <w:r>
+        <w:rPr>
+          <w:b/>
+          <w:bCs/>
+          <w:lang w:val="en-US"/>
+        </w:rPr>
+        <w:t>Automobile &amp; Auto Components</w:t>
+      </w:r>
+    </w:p>
+    <w:p>
+      <w:pPr>
+        <w:numPr>
+          <w:ilvl w:val="0"/>
+          <w:numId w:val="10"/>
+        </w:numPr>
+        <w:rPr>
+          <w:b/>
+          <w:bCs/>
+          <w:lang w:val="en-US"/>
+        </w:rPr>
+      </w:pPr>
+      <w:r>
+        <w:rPr>
+          <w:b/>
+          <w:bCs/>
+          <w:lang w:val="en-US"/>
+        </w:rPr>
+        <w:t>Chemicals, Specialty Chemicals &amp; Agrochemicals</w:t>
+      </w:r>
+    </w:p>
+    <w:p>
+      <w:pPr>
+        <w:numPr>
+          <w:ilvl w:val="0"/>
+          <w:numId w:val="10"/>
+        </w:numPr>
+        <w:rPr>
+          <w:b/>
+          <w:bCs/>
+          <w:lang w:val="en-US"/>
+        </w:rPr>
+      </w:pPr>
+      <w:r>
+        <w:rPr>
+          <w:b/>
+          <w:bCs/>
+          <w:lang w:val="en-US"/>
+        </w:rPr>
+        <w:t>Renewable Energy (Solar, Wind, Green Hydrogen)</w:t>
+      </w:r>
+    </w:p>
+    <w:p>
+      <w:pPr>
+        <w:numPr>
+          <w:ilvl w:val="0"/>
+          <w:numId w:val="10"/>
+        </w:numPr>
+        <w:rPr>
+          <w:b/>
+          <w:bCs/>
+          <w:lang w:val="en-US"/>
+        </w:rPr>
+      </w:pPr>
+      <w:r>
+        <w:rPr>
+          <w:b/>
+          <w:bCs/>
+          <w:lang w:val="en-US"/>
+        </w:rPr>
+        <w:t>Consumer Goods, FMCG &amp; Retail</w:t>
+      </w:r>
+    </w:p>
+    <w:p>
+      <w:pPr>
+        <w:rPr>
+          <w:b/>
+          <w:bCs/>
+          <w:lang w:val="en-US"/>
+        </w:rPr>
+      </w:pPr>
+      <w:r>
+        <w:rPr>
+          <w:b/>
+          <w:bCs/>
+          <w:lang w:val="en-US"/>
+        </w:rPr>
+        <w:t>Emerging &amp; Trending Sectors (Must Include):</w:t>
+      </w:r>
+    </w:p>
+    <w:p>
+      <w:pPr>
+        <w:numPr>
+          <w:ilvl w:val="0"/>
+          <w:numId w:val="11"/>
+        </w:numPr>
+        <w:rPr>
+          <w:b/>
+          <w:bCs/>
+          <w:lang w:val="en-US"/>
+        </w:rPr>
+      </w:pPr>
+      <w:r>
+        <w:rPr>
+          <w:rFonts w:ascii="Segoe UI Emoji" w:hAnsi="Segoe UI Emoji" w:cs="Segoe UI Emoji"/>
+          <w:b/>
+          <w:bCs/>
+          <w:lang w:val="en-US"/>
+        </w:rPr>
+        <w:t>🔬</w:t>
+      </w:r>
+      <w:r>
+        <w:rPr>
+          <w:b/>
+          <w:bCs/>
+          <w:lang w:val="en-US"/>
+        </w:rPr>
+        <w:t xml:space="preserve"> Semiconductors &amp; Chip Design (ISM/PLI beneficiaries, OSAT, fab-linked plays)</w:t>
+      </w:r>
+    </w:p>
+    <w:p>
+      <w:pPr>
+        <w:numPr>
+          <w:ilvl w:val="0"/>
+          <w:numId w:val="11"/>
+        </w:numPr>
+        <w:rPr>
+          <w:b/>
+          <w:bCs/>
+          <w:lang w:val="en-US"/>
+        </w:rPr>
+      </w:pPr>
+      <w:r>
+        <w:rPr>
+          <w:rFonts w:ascii="Segoe UI Emoji" w:hAnsi="Segoe UI Emoji" w:cs="Segoe UI Emoji"/>
+          <w:b/>
+          <w:bCs/>
+          <w:lang w:val="en-US"/>
+        </w:rPr>
+        <w:t>⚡</w:t>
+      </w:r>
+      <w:r>
+        <w:rPr>
+          <w:b/>
+          <w:bCs/>
+          <w:lang w:val="en-US"/>
+        </w:rPr>
+        <w:t xml:space="preserve"> Electric Vehicles — 2W, 3W, 4W manufacturers, battery makers, EV infrastructure</w:t>
+      </w:r>
+    </w:p>
+    <w:p>
+      <w:pPr>
+        <w:numPr>
+          <w:ilvl w:val="0"/>
+          <w:numId w:val="11"/>
+        </w:numPr>
+        <w:rPr>
+          <w:b/>
+          <w:bCs/>
+          <w:lang w:val="en-US"/>
+        </w:rPr>
+      </w:pPr>
+      <w:r>
+        <w:rPr>
+          <w:rFonts w:ascii="Segoe UI Emoji" w:hAnsi="Segoe UI Emoji" w:cs="Segoe UI Emoji"/>
+          <w:b/>
+          <w:bCs/>
+          <w:lang w:val="en-US"/>
+        </w:rPr>
+        <w:t>🤖</w:t>
+      </w:r>
+      <w:r>
+        <w:rPr>
+          <w:b/>
+          <w:bCs/>
+          <w:lang w:val="en-US"/>
+        </w:rPr>
+        <w:t xml:space="preserve"> AI &amp; Data Centers (GPU infrastructure, </w:t>
+      </w:r>
+      <w:proofErr w:type="spellStart"/>
+      <w:r>
+        <w:rPr>
+          <w:b/>
+          <w:bCs/>
+          <w:lang w:val="en-US"/>
+        </w:rPr>
+        <w:t>hyperscaler</w:t>
+      </w:r>
+      <w:proofErr w:type="spellEnd"/>
+      <w:r>
+        <w:rPr>
+          <w:b/>
+          <w:bCs/>
+          <w:lang w:val="en-US"/>
+        </w:rPr>
+        <w:t xml:space="preserve"> partnerships, AI software)</w:t>
+      </w:r>
+    </w:p>
+    <w:p>
+      <w:pPr>
+        <w:numPr>
+          <w:ilvl w:val="0"/>
+          <w:numId w:val="11"/>
+        </w:numPr>
+        <w:rPr>
+          <w:b/>
+          <w:bCs/>
+          <w:lang w:val="en-US"/>
+        </w:rPr>
+      </w:pPr>
+      <w:r>
+        <w:rPr>
+          <w:rFonts w:ascii="Segoe UI Emoji" w:hAnsi="Segoe UI Emoji" w:cs="Segoe UI Emoji"/>
+          <w:b/>
+          <w:bCs/>
           <w:lang w:val="en-US"/>
         </w:rPr>
         <w:lastRenderedPageBreak/>
-        <w:t>Prioritize actionable opportunities with clear growth catalysts in the current Indian market environment.</w:t>
-      </w:r>
-      <w:r>
-        <w:rPr>
-          <w:lang w:val="en-US"/>
-        </w:rPr>
-        <w:br/>
-      </w:r>
-      <w:r>
-        <w:rPr>
-          <w:lang w:val="en-US"/>
-        </w:rPr>
-        <w:br/>
-        <w:t>Present in tabular form to understand easily</w:t>
-      </w:r>
-      <w:r>
-        <w:rPr>
-          <w:lang w:val="en-US"/>
-        </w:rPr>
-        <w:t>"</w:t>
+        <w:t>🚀</w:t>
+      </w:r>
+      <w:r>
+        <w:rPr>
+          <w:b/>
+          <w:bCs/>
+          <w:lang w:val="en-US"/>
+        </w:rPr>
+        <w:t xml:space="preserve"> Space, Drones &amp; </w:t>
+      </w:r>
+      <w:proofErr w:type="spellStart"/>
+      <w:r>
+        <w:rPr>
+          <w:b/>
+          <w:bCs/>
+          <w:lang w:val="en-US"/>
+        </w:rPr>
+        <w:t>Defence</w:t>
+      </w:r>
+      <w:proofErr w:type="spellEnd"/>
+      <w:r>
+        <w:rPr>
+          <w:b/>
+          <w:bCs/>
+          <w:lang w:val="en-US"/>
+        </w:rPr>
+        <w:t>-Tech (ISRO-linked, UAV, private space startups listed)</w:t>
+      </w:r>
+    </w:p>
+    <w:p>
+      <w:pPr>
+        <w:numPr>
+          <w:ilvl w:val="0"/>
+          <w:numId w:val="11"/>
+        </w:numPr>
+        <w:rPr>
+          <w:b/>
+          <w:bCs/>
+          <w:lang w:val="en-US"/>
+        </w:rPr>
+      </w:pPr>
+      <w:r>
+        <w:rPr>
+          <w:rFonts w:ascii="Segoe UI Emoji" w:hAnsi="Segoe UI Emoji" w:cs="Segoe UI Emoji"/>
+          <w:b/>
+          <w:bCs/>
+          <w:lang w:val="en-US"/>
+        </w:rPr>
+        <w:t>💳</w:t>
+      </w:r>
+      <w:r>
+        <w:rPr>
+          <w:b/>
+          <w:bCs/>
+          <w:lang w:val="en-US"/>
+        </w:rPr>
+        <w:t xml:space="preserve"> Fintech &amp; Digital Payments (UPI ecosystem, neo-banking, insurance-tech)</w:t>
+      </w:r>
+    </w:p>
+    <w:p>
+      <w:pPr>
+        <w:numPr>
+          <w:ilvl w:val="0"/>
+          <w:numId w:val="11"/>
+        </w:numPr>
+        <w:rPr>
+          <w:b/>
+          <w:bCs/>
+          <w:lang w:val="en-US"/>
+        </w:rPr>
+      </w:pPr>
+      <w:r>
+        <w:rPr>
+          <w:rFonts w:ascii="Segoe UI Emoji" w:hAnsi="Segoe UI Emoji" w:cs="Segoe UI Emoji"/>
+          <w:b/>
+          <w:bCs/>
+          <w:lang w:val="en-US"/>
+        </w:rPr>
+        <w:t>🌾</w:t>
+      </w:r>
+      <w:r>
+        <w:rPr>
+          <w:b/>
+          <w:bCs/>
+          <w:lang w:val="en-US"/>
+        </w:rPr>
+        <w:t xml:space="preserve"> Agri-tech, Food Processing &amp; Cold Chain</w:t>
+      </w:r>
+    </w:p>
+    <w:p>
+      <w:pPr>
+        <w:numPr>
+          <w:ilvl w:val="0"/>
+          <w:numId w:val="11"/>
+        </w:numPr>
+        <w:rPr>
+          <w:b/>
+          <w:bCs/>
+          <w:lang w:val="en-US"/>
+        </w:rPr>
+      </w:pPr>
+      <w:r>
+        <w:rPr>
+          <w:rFonts w:ascii="Segoe UI Emoji" w:hAnsi="Segoe UI Emoji" w:cs="Segoe UI Emoji"/>
+          <w:b/>
+          <w:bCs/>
+          <w:lang w:val="en-US"/>
+        </w:rPr>
+        <w:t>📡</w:t>
+      </w:r>
+      <w:r>
+        <w:rPr>
+          <w:b/>
+          <w:bCs/>
+          <w:lang w:val="en-US"/>
+        </w:rPr>
+        <w:t xml:space="preserve"> Telecom &amp; 5G Infrastructure</w:t>
+      </w:r>
+    </w:p>
+    <w:p>
+      <w:pPr>
+        <w:numPr>
+          <w:ilvl w:val="0"/>
+          <w:numId w:val="11"/>
+        </w:numPr>
+        <w:rPr>
+          <w:b/>
+          <w:bCs/>
+          <w:lang w:val="en-US"/>
+        </w:rPr>
+      </w:pPr>
+      <w:r>
+        <w:rPr>
+          <w:rFonts w:ascii="Segoe UI Emoji" w:hAnsi="Segoe UI Emoji" w:cs="Segoe UI Emoji"/>
+          <w:b/>
+          <w:bCs/>
+          <w:lang w:val="en-US"/>
+        </w:rPr>
+        <w:t>⚙️</w:t>
+      </w:r>
+      <w:r>
+        <w:rPr>
+          <w:b/>
+          <w:bCs/>
+          <w:lang w:val="en-US"/>
+        </w:rPr>
+        <w:t xml:space="preserve"> Capital Goods &amp; Industrial Automation</w:t>
+      </w:r>
+    </w:p>
+    <w:p>
+      <w:pPr>
+        <w:numPr>
+          <w:ilvl w:val="0"/>
+          <w:numId w:val="11"/>
+        </w:numPr>
+        <w:rPr>
+          <w:b/>
+          <w:bCs/>
+          <w:lang w:val="en-US"/>
+        </w:rPr>
+      </w:pPr>
+      <w:r>
+        <w:rPr>
+          <w:rFonts w:ascii="Segoe UI Emoji" w:hAnsi="Segoe UI Emoji" w:cs="Segoe UI Emoji"/>
+          <w:b/>
+          <w:bCs/>
+          <w:lang w:val="en-US"/>
+        </w:rPr>
+        <w:t>🏗️</w:t>
+      </w:r>
+      <w:r>
+        <w:rPr>
+          <w:b/>
+          <w:bCs/>
+          <w:lang w:val="en-US"/>
+        </w:rPr>
+        <w:t xml:space="preserve"> Real Estate &amp; REITs</w:t>
+      </w:r>
+    </w:p>
+    <w:p>
+      <w:pPr>
+        <w:numPr>
+          <w:ilvl w:val="0"/>
+          <w:numId w:val="11"/>
+        </w:numPr>
+        <w:rPr>
+          <w:b/>
+          <w:bCs/>
+          <w:lang w:val="en-US"/>
+        </w:rPr>
+      </w:pPr>
+      <w:r>
+        <w:rPr>
+          <w:rFonts w:ascii="Segoe UI Emoji" w:hAnsi="Segoe UI Emoji" w:cs="Segoe UI Emoji"/>
+          <w:b/>
+          <w:bCs/>
+          <w:lang w:val="en-US"/>
+        </w:rPr>
+        <w:t>🏥</w:t>
+      </w:r>
+      <w:r>
+        <w:rPr>
+          <w:b/>
+          <w:bCs/>
+          <w:lang w:val="en-US"/>
+        </w:rPr>
+        <w:t xml:space="preserve"> Diagnostics, MedTech &amp; Health Insurance</w:t>
+      </w:r>
+    </w:p>
+    <w:p>
+      <w:pPr>
+        <w:numPr>
+          <w:ilvl w:val="0"/>
+          <w:numId w:val="11"/>
+        </w:numPr>
+        <w:rPr>
+          <w:b/>
+          <w:bCs/>
+          <w:lang w:val="en-US"/>
+        </w:rPr>
+      </w:pPr>
+      <w:r>
+        <w:rPr>
+          <w:rFonts w:ascii="Segoe UI Emoji" w:hAnsi="Segoe UI Emoji" w:cs="Segoe UI Emoji"/>
+          <w:b/>
+          <w:bCs/>
+          <w:lang w:val="en-US"/>
+        </w:rPr>
+        <w:t>⛏️</w:t>
+      </w:r>
+      <w:r>
+        <w:rPr>
+          <w:b/>
+          <w:bCs/>
+          <w:lang w:val="en-US"/>
+        </w:rPr>
+        <w:t xml:space="preserve"> Metals, Mining &amp; Commodities</w:t>
+      </w:r>
+    </w:p>
+    <w:p>
+      <w:pPr>
+        <w:numPr>
+          <w:ilvl w:val="0"/>
+          <w:numId w:val="11"/>
+        </w:numPr>
+        <w:rPr>
+          <w:b/>
+          <w:bCs/>
+          <w:lang w:val="en-US"/>
+        </w:rPr>
+      </w:pPr>
+      <w:r>
+        <w:rPr>
+          <w:rFonts w:ascii="Segoe UI Emoji" w:hAnsi="Segoe UI Emoji" w:cs="Segoe UI Emoji"/>
+          <w:b/>
+          <w:bCs/>
+          <w:lang w:val="en-US"/>
+        </w:rPr>
+        <w:t>🛳️</w:t>
+      </w:r>
+      <w:r>
+        <w:rPr>
+          <w:b/>
+          <w:bCs/>
+          <w:lang w:val="en-US"/>
+        </w:rPr>
+        <w:t xml:space="preserve"> Logistics, Shipping &amp; Port Infrastructure</w:t>
+      </w:r>
+    </w:p>
+    <w:p>
+      <w:pPr>
+        <w:rPr>
+          <w:b/>
+          <w:bCs/>
+          <w:lang w:val="en-US"/>
+        </w:rPr>
+      </w:pPr>
+      <w:r>
+        <w:rPr>
+          <w:b/>
+          <w:bCs/>
+          <w:lang w:val="en-US"/>
+        </w:rPr>
+        <w:pict w14:anchorId="60811D87">
+          <v:rect id="_x0000_i1083" style="width:0;height:1.5pt" o:hralign="center" o:hrstd="t" o:hr="t" fillcolor="#a0a0a0" stroked="f"/>
+        </w:pict>
+      </w:r>
+    </w:p>
+    <w:p>
+      <w:pPr>
+        <w:rPr>
+          <w:b/>
+          <w:bCs/>
+          <w:lang w:val="en-US"/>
+        </w:rPr>
+      </w:pPr>
+      <w:r>
+        <w:rPr>
+          <w:rFonts w:ascii="Segoe UI Emoji" w:hAnsi="Segoe UI Emoji" w:cs="Segoe UI Emoji"/>
+          <w:b/>
+          <w:bCs/>
+          <w:lang w:val="en-US"/>
+        </w:rPr>
+        <w:t>📌</w:t>
+      </w:r>
+      <w:r>
+        <w:rPr>
+          <w:b/>
+          <w:bCs/>
+          <w:lang w:val="en-US"/>
+        </w:rPr>
+        <w:t xml:space="preserve"> SECTION 3 — OUTPUT FORMAT</w:t>
+      </w:r>
+    </w:p>
+    <w:p>
+      <w:pPr>
+        <w:rPr>
+          <w:b/>
+          <w:bCs/>
+          <w:lang w:val="en-US"/>
+        </w:rPr>
+      </w:pPr>
+      <w:r>
+        <w:rPr>
+          <w:b/>
+          <w:bCs/>
+          <w:lang w:val="en-US"/>
+        </w:rPr>
+        <w:t xml:space="preserve">Present results </w:t>
+      </w:r>
+      <w:proofErr w:type="gramStart"/>
+      <w:r>
+        <w:rPr>
+          <w:b/>
+          <w:bCs/>
+          <w:lang w:val="en-US"/>
+        </w:rPr>
+        <w:t>in</w:t>
+      </w:r>
+      <w:proofErr w:type="gramEnd"/>
+      <w:r>
+        <w:rPr>
+          <w:b/>
+          <w:bCs/>
+          <w:lang w:val="en-US"/>
+        </w:rPr>
+        <w:t xml:space="preserve"> TWO TABLES:</w:t>
+      </w:r>
+    </w:p>
+    <w:p>
+      <w:pPr>
+        <w:rPr>
+          <w:b/>
+          <w:bCs/>
+          <w:lang w:val="en-US"/>
+        </w:rPr>
+      </w:pPr>
+      <w:r>
+        <w:rPr>
+          <w:b/>
+          <w:bCs/>
+          <w:lang w:val="en-US"/>
+        </w:rPr>
+        <w:t>TABLE 1 — STOCK OPPORTUNITY SUMMARY</w:t>
+      </w:r>
+    </w:p>
+    <w:tbl>
+      <w:tblPr>
+        <w:tblW w:w="0" w:type="auto"/>
+        <w:tblCellSpacing w:w="15" w:type="dxa"/>
+        <w:tblCellMar>
+          <w:top w:w="15" w:type="dxa"/>
+          <w:left w:w="15" w:type="dxa"/>
+          <w:bottom w:w="15" w:type="dxa"/>
+          <w:right w:w="15" w:type="dxa"/>
+        </w:tblCellMar>
+        <w:tblLook w:val="04A0" w:firstRow="1" w:lastRow="0" w:firstColumn="1" w:lastColumn="0" w:noHBand="0" w:noVBand="1"/>
+      </w:tblPr>
+      <w:tblGrid>
+        <w:gridCol w:w="185"/>
+        <w:gridCol w:w="1083"/>
+        <w:gridCol w:w="1147"/>
+        <w:gridCol w:w="638"/>
+        <w:gridCol w:w="1604"/>
+        <w:gridCol w:w="1217"/>
+        <w:gridCol w:w="2065"/>
+        <w:gridCol w:w="1087"/>
+      </w:tblGrid>
+      <w:tr>
+        <w:trPr>
+          <w:tblHeader/>
+          <w:tblCellSpacing w:w="15" w:type="dxa"/>
+        </w:trPr>
+        <w:tc>
+          <w:tcPr>
+            <w:tcW w:w="0" w:type="auto"/>
+            <w:vAlign w:val="center"/>
+            <w:hideMark/>
+          </w:tcPr>
+          <w:p>
+            <w:pPr>
+              <w:rPr>
+                <w:b/>
+                <w:bCs/>
+                <w:lang w:val="en-US"/>
+              </w:rPr>
+            </w:pPr>
+            <w:r>
+              <w:rPr>
+                <w:b/>
+                <w:bCs/>
+                <w:lang w:val="en-US"/>
+              </w:rPr>
+              <w:t>#</w:t>
+            </w:r>
+          </w:p>
+        </w:tc>
+        <w:tc>
+          <w:tcPr>
+            <w:tcW w:w="0" w:type="auto"/>
+            <w:vAlign w:val="center"/>
+            <w:hideMark/>
+          </w:tcPr>
+          <w:p>
+            <w:pPr>
+              <w:rPr>
+                <w:b/>
+                <w:bCs/>
+                <w:lang w:val="en-US"/>
+              </w:rPr>
+            </w:pPr>
+            <w:r>
+              <w:rPr>
+                <w:b/>
+                <w:bCs/>
+                <w:lang w:val="en-US"/>
+              </w:rPr>
+              <w:t>Company Name</w:t>
+            </w:r>
+          </w:p>
+        </w:tc>
+        <w:tc>
+          <w:tcPr>
+            <w:tcW w:w="0" w:type="auto"/>
+            <w:vAlign w:val="center"/>
+            <w:hideMark/>
+          </w:tcPr>
+          <w:p>
+            <w:pPr>
+              <w:rPr>
+                <w:b/>
+                <w:bCs/>
+                <w:lang w:val="en-US"/>
+              </w:rPr>
+            </w:pPr>
+            <w:r>
+              <w:rPr>
+                <w:b/>
+                <w:bCs/>
+                <w:lang w:val="en-US"/>
+              </w:rPr>
+              <w:t>Ticker (NSE/BSE)</w:t>
+            </w:r>
+          </w:p>
+        </w:tc>
+        <w:tc>
+          <w:tcPr>
+            <w:tcW w:w="0" w:type="auto"/>
+            <w:vAlign w:val="center"/>
+            <w:hideMark/>
+          </w:tcPr>
+          <w:p>
+            <w:pPr>
+              <w:rPr>
+                <w:b/>
+                <w:bCs/>
+                <w:lang w:val="en-US"/>
+              </w:rPr>
+            </w:pPr>
+            <w:r>
+              <w:rPr>
+                <w:b/>
+                <w:bCs/>
+                <w:lang w:val="en-US"/>
+              </w:rPr>
+              <w:t>Sector</w:t>
+            </w:r>
+          </w:p>
+        </w:tc>
+        <w:tc>
+          <w:tcPr>
+            <w:tcW w:w="0" w:type="auto"/>
+            <w:vAlign w:val="center"/>
+            <w:hideMark/>
+          </w:tcPr>
+          <w:p>
+            <w:pPr>
+              <w:rPr>
+                <w:b/>
+                <w:bCs/>
+                <w:lang w:val="en-US"/>
+              </w:rPr>
+            </w:pPr>
+            <w:r>
+              <w:rPr>
+                <w:b/>
+                <w:bCs/>
+                <w:lang w:val="en-US"/>
+              </w:rPr>
+              <w:t>Cap Size</w:t>
+            </w:r>
+          </w:p>
+        </w:tc>
+        <w:tc>
+          <w:tcPr>
+            <w:tcW w:w="0" w:type="auto"/>
+            <w:vAlign w:val="center"/>
+            <w:hideMark/>
+          </w:tcPr>
+          <w:p>
+            <w:pPr>
+              <w:rPr>
+                <w:b/>
+                <w:bCs/>
+                <w:lang w:val="en-US"/>
+              </w:rPr>
+            </w:pPr>
+            <w:r>
+              <w:rPr>
+                <w:b/>
+                <w:bCs/>
+                <w:lang w:val="en-US"/>
+              </w:rPr>
+              <w:t>Key Catalyst</w:t>
+            </w:r>
+          </w:p>
+        </w:tc>
+        <w:tc>
+          <w:tcPr>
+            <w:tcW w:w="0" w:type="auto"/>
+            <w:vAlign w:val="center"/>
+            <w:hideMark/>
+          </w:tcPr>
+          <w:p>
+            <w:pPr>
+              <w:rPr>
+                <w:b/>
+                <w:bCs/>
+                <w:lang w:val="en-US"/>
+              </w:rPr>
+            </w:pPr>
+            <w:r>
+              <w:rPr>
+                <w:b/>
+                <w:bCs/>
+                <w:lang w:val="en-US"/>
+              </w:rPr>
+              <w:t>Catalyst Type</w:t>
+            </w:r>
+          </w:p>
+        </w:tc>
+        <w:tc>
+          <w:tcPr>
+            <w:tcW w:w="0" w:type="auto"/>
+            <w:vAlign w:val="center"/>
+            <w:hideMark/>
+          </w:tcPr>
+          <w:p>
+            <w:pPr>
+              <w:rPr>
+                <w:b/>
+                <w:bCs/>
+                <w:lang w:val="en-US"/>
+              </w:rPr>
+            </w:pPr>
+            <w:r>
+              <w:rPr>
+                <w:b/>
+                <w:bCs/>
+                <w:lang w:val="en-US"/>
+              </w:rPr>
+              <w:t>Potential Impact</w:t>
+            </w:r>
+          </w:p>
+        </w:tc>
+      </w:tr>
+      <w:tr>
+        <w:trPr>
+          <w:tblCellSpacing w:w="15" w:type="dxa"/>
+        </w:trPr>
+        <w:tc>
+          <w:tcPr>
+            <w:tcW w:w="0" w:type="auto"/>
+            <w:vAlign w:val="center"/>
+            <w:hideMark/>
+          </w:tcPr>
+          <w:p>
+            <w:pPr>
+              <w:rPr>
+                <w:b/>
+                <w:bCs/>
+                <w:lang w:val="en-US"/>
+              </w:rPr>
+            </w:pPr>
+          </w:p>
+        </w:tc>
+        <w:tc>
+          <w:tcPr>
+            <w:tcW w:w="0" w:type="auto"/>
+            <w:vAlign w:val="center"/>
+            <w:hideMark/>
+          </w:tcPr>
+          <w:p>
+            <w:pPr>
+              <w:rPr>
+                <w:b/>
+                <w:bCs/>
+                <w:lang w:val="en-US"/>
+              </w:rPr>
+            </w:pPr>
+          </w:p>
+        </w:tc>
+        <w:tc>
+          <w:tcPr>
+            <w:tcW w:w="0" w:type="auto"/>
+            <w:vAlign w:val="center"/>
+            <w:hideMark/>
+          </w:tcPr>
+          <w:p>
+            <w:pPr>
+              <w:rPr>
+                <w:b/>
+                <w:bCs/>
+                <w:lang w:val="en-US"/>
+              </w:rPr>
+            </w:pPr>
+          </w:p>
+        </w:tc>
+        <w:tc>
+          <w:tcPr>
+            <w:tcW w:w="0" w:type="auto"/>
+            <w:vAlign w:val="center"/>
+            <w:hideMark/>
+          </w:tcPr>
+          <w:p>
+            <w:pPr>
+              <w:rPr>
+                <w:b/>
+                <w:bCs/>
+                <w:lang w:val="en-US"/>
+              </w:rPr>
+            </w:pPr>
+          </w:p>
+        </w:tc>
+        <w:tc>
+          <w:tcPr>
+            <w:tcW w:w="0" w:type="auto"/>
+            <w:vAlign w:val="center"/>
+            <w:hideMark/>
+          </w:tcPr>
+          <w:p>
+            <w:pPr>
+              <w:rPr>
+                <w:b/>
+                <w:bCs/>
+                <w:lang w:val="en-US"/>
+              </w:rPr>
+            </w:pPr>
+            <w:r>
+              <w:rPr>
+                <w:b/>
+                <w:bCs/>
+                <w:lang w:val="en-US"/>
+              </w:rPr>
+              <w:t>Large/Mid/Small</w:t>
+            </w:r>
+          </w:p>
+        </w:tc>
+        <w:tc>
+          <w:tcPr>
+            <w:tcW w:w="0" w:type="auto"/>
+            <w:vAlign w:val="center"/>
+            <w:hideMark/>
+          </w:tcPr>
+          <w:p>
+            <w:pPr>
+              <w:rPr>
+                <w:b/>
+                <w:bCs/>
+                <w:lang w:val="en-US"/>
+              </w:rPr>
+            </w:pPr>
+            <w:r>
+              <w:rPr>
+                <w:b/>
+                <w:bCs/>
+                <w:lang w:val="en-US"/>
+              </w:rPr>
+              <w:t>Brief description</w:t>
+            </w:r>
+          </w:p>
+        </w:tc>
+        <w:tc>
+          <w:tcPr>
+            <w:tcW w:w="0" w:type="auto"/>
+            <w:vAlign w:val="center"/>
+            <w:hideMark/>
+          </w:tcPr>
+          <w:p>
+            <w:pPr>
+              <w:rPr>
+                <w:b/>
+                <w:bCs/>
+                <w:lang w:val="en-US"/>
+              </w:rPr>
+            </w:pPr>
+            <w:r>
+              <w:rPr>
+                <w:b/>
+                <w:bCs/>
+                <w:lang w:val="en-US"/>
+              </w:rPr>
+              <w:t>Order Win / M&amp;A / Policy / Results / Expansion / FDI</w:t>
+            </w:r>
+          </w:p>
+        </w:tc>
+        <w:tc>
+          <w:tcPr>
+            <w:tcW w:w="0" w:type="auto"/>
+            <w:vAlign w:val="center"/>
+            <w:hideMark/>
+          </w:tcPr>
+          <w:p>
+            <w:pPr>
+              <w:rPr>
+                <w:b/>
+                <w:bCs/>
+                <w:lang w:val="en-US"/>
+              </w:rPr>
+            </w:pPr>
+            <w:r>
+              <w:rPr>
+                <w:b/>
+                <w:bCs/>
+                <w:lang w:val="en-US"/>
+              </w:rPr>
+              <w:t>High / Medium</w:t>
+            </w:r>
+          </w:p>
+        </w:tc>
+      </w:tr>
+    </w:tbl>
+    <w:p>
+      <w:pPr>
+        <w:rPr>
+          <w:b/>
+          <w:bCs/>
+          <w:lang w:val="en-US"/>
+        </w:rPr>
+      </w:pPr>
+      <w:r>
+        <w:rPr>
+          <w:b/>
+          <w:bCs/>
+          <w:lang w:val="en-US"/>
+        </w:rPr>
+        <w:t>TABLE 2 — TECHNICAL &amp; FUNDAMENTAL DATA</w:t>
+      </w:r>
+    </w:p>
+    <w:tbl>
+      <w:tblPr>
+        <w:tblW w:w="0" w:type="auto"/>
+        <w:tblCellSpacing w:w="15" w:type="dxa"/>
+        <w:tblCellMar>
+          <w:top w:w="15" w:type="dxa"/>
+          <w:left w:w="15" w:type="dxa"/>
+          <w:bottom w:w="15" w:type="dxa"/>
+          <w:right w:w="15" w:type="dxa"/>
+        </w:tblCellMar>
+        <w:tblLook w:val="04A0" w:firstRow="1" w:lastRow="0" w:firstColumn="1" w:lastColumn="0" w:noHBand="0" w:noVBand="1"/>
+      </w:tblPr>
+      <w:tblGrid>
+        <w:gridCol w:w="185"/>
+        <w:gridCol w:w="604"/>
+        <w:gridCol w:w="546"/>
+        <w:gridCol w:w="755"/>
+        <w:gridCol w:w="926"/>
+        <w:gridCol w:w="735"/>
+        <w:gridCol w:w="1461"/>
+        <w:gridCol w:w="1129"/>
+        <w:gridCol w:w="833"/>
+        <w:gridCol w:w="1852"/>
+      </w:tblGrid>
+      <w:tr>
+        <w:trPr>
+          <w:tblHeader/>
+          <w:tblCellSpacing w:w="15" w:type="dxa"/>
+        </w:trPr>
+        <w:tc>
+          <w:tcPr>
+            <w:tcW w:w="0" w:type="auto"/>
+            <w:vAlign w:val="center"/>
+            <w:hideMark/>
+          </w:tcPr>
+          <w:p>
+            <w:pPr>
+              <w:rPr>
+                <w:b/>
+                <w:bCs/>
+                <w:lang w:val="en-US"/>
+              </w:rPr>
+            </w:pPr>
+            <w:r>
+              <w:rPr>
+                <w:b/>
+                <w:bCs/>
+                <w:lang w:val="en-US"/>
+              </w:rPr>
+              <w:t>#</w:t>
+            </w:r>
+          </w:p>
+        </w:tc>
+        <w:tc>
+          <w:tcPr>
+            <w:tcW w:w="0" w:type="auto"/>
+            <w:vAlign w:val="center"/>
+            <w:hideMark/>
+          </w:tcPr>
+          <w:p>
+            <w:pPr>
+              <w:rPr>
+                <w:b/>
+                <w:bCs/>
+                <w:lang w:val="en-US"/>
+              </w:rPr>
+            </w:pPr>
+            <w:r>
+              <w:rPr>
+                <w:b/>
+                <w:bCs/>
+                <w:lang w:val="en-US"/>
+              </w:rPr>
+              <w:t>Ticker</w:t>
+            </w:r>
+          </w:p>
+        </w:tc>
+        <w:tc>
+          <w:tcPr>
+            <w:tcW w:w="0" w:type="auto"/>
+            <w:vAlign w:val="center"/>
+            <w:hideMark/>
+          </w:tcPr>
+          <w:p>
+            <w:pPr>
+              <w:rPr>
+                <w:b/>
+                <w:bCs/>
+                <w:lang w:val="en-US"/>
+              </w:rPr>
+            </w:pPr>
+            <w:r>
+              <w:rPr>
+                <w:b/>
+                <w:bCs/>
+                <w:lang w:val="en-US"/>
+              </w:rPr>
+              <w:t>CMP (₹)</w:t>
+            </w:r>
+          </w:p>
+        </w:tc>
+        <w:tc>
+          <w:tcPr>
+            <w:tcW w:w="0" w:type="auto"/>
+            <w:vAlign w:val="center"/>
+            <w:hideMark/>
+          </w:tcPr>
+          <w:p>
+            <w:pPr>
+              <w:rPr>
+                <w:b/>
+                <w:bCs/>
+                <w:lang w:val="en-US"/>
+              </w:rPr>
+            </w:pPr>
+            <w:r>
+              <w:rPr>
+                <w:b/>
+                <w:bCs/>
+                <w:lang w:val="en-US"/>
+              </w:rPr>
+              <w:t>52W High / Low (₹)</w:t>
+            </w:r>
+          </w:p>
+        </w:tc>
+        <w:tc>
+          <w:tcPr>
+            <w:tcW w:w="0" w:type="auto"/>
+            <w:vAlign w:val="center"/>
+            <w:hideMark/>
+          </w:tcPr>
+          <w:p>
+            <w:pPr>
+              <w:rPr>
+                <w:b/>
+                <w:bCs/>
+                <w:lang w:val="en-US"/>
+              </w:rPr>
+            </w:pPr>
+            <w:r>
+              <w:rPr>
+                <w:b/>
+                <w:bCs/>
+                <w:lang w:val="en-US"/>
+              </w:rPr>
+              <w:t>Analyst Target (₹)</w:t>
+            </w:r>
+          </w:p>
+        </w:tc>
+        <w:tc>
+          <w:tcPr>
+            <w:tcW w:w="0" w:type="auto"/>
+            <w:vAlign w:val="center"/>
+            <w:hideMark/>
+          </w:tcPr>
+          <w:p>
+            <w:pPr>
+              <w:rPr>
+                <w:b/>
+                <w:bCs/>
+                <w:lang w:val="en-US"/>
+              </w:rPr>
+            </w:pPr>
+            <w:r>
+              <w:rPr>
+                <w:b/>
+                <w:bCs/>
+                <w:lang w:val="en-US"/>
+              </w:rPr>
+              <w:t>Upside %</w:t>
+            </w:r>
+          </w:p>
+        </w:tc>
+        <w:tc>
+          <w:tcPr>
+            <w:tcW w:w="0" w:type="auto"/>
+            <w:vAlign w:val="center"/>
+            <w:hideMark/>
+          </w:tcPr>
+          <w:p>
+            <w:pPr>
+              <w:rPr>
+                <w:b/>
+                <w:bCs/>
+                <w:lang w:val="en-US"/>
+              </w:rPr>
+            </w:pPr>
+            <w:r>
+              <w:rPr>
+                <w:b/>
+                <w:bCs/>
+                <w:lang w:val="en-US"/>
+              </w:rPr>
+              <w:t>Risk Level</w:t>
+            </w:r>
+          </w:p>
+        </w:tc>
+        <w:tc>
+          <w:tcPr>
+            <w:tcW w:w="0" w:type="auto"/>
+            <w:vAlign w:val="center"/>
+            <w:hideMark/>
+          </w:tcPr>
+          <w:p>
+            <w:pPr>
+              <w:rPr>
+                <w:b/>
+                <w:bCs/>
+                <w:lang w:val="en-US"/>
+              </w:rPr>
+            </w:pPr>
+            <w:r>
+              <w:rPr>
+                <w:b/>
+                <w:bCs/>
+                <w:lang w:val="en-US"/>
+              </w:rPr>
+              <w:t>Promoter Holding %</w:t>
+            </w:r>
+          </w:p>
+        </w:tc>
+        <w:tc>
+          <w:tcPr>
+            <w:tcW w:w="0" w:type="auto"/>
+            <w:vAlign w:val="center"/>
+            <w:hideMark/>
+          </w:tcPr>
+          <w:p>
+            <w:pPr>
+              <w:rPr>
+                <w:b/>
+                <w:bCs/>
+                <w:lang w:val="en-US"/>
+              </w:rPr>
+            </w:pPr>
+            <w:r>
+              <w:rPr>
+                <w:b/>
+                <w:bCs/>
+                <w:lang w:val="en-US"/>
+              </w:rPr>
+              <w:t>FII/DII Trend</w:t>
+            </w:r>
+          </w:p>
+        </w:tc>
+        <w:tc>
+          <w:tcPr>
+            <w:tcW w:w="0" w:type="auto"/>
+            <w:vAlign w:val="center"/>
+            <w:hideMark/>
+          </w:tcPr>
+          <w:p>
+            <w:pPr>
+              <w:rPr>
+                <w:b/>
+                <w:bCs/>
+                <w:lang w:val="en-US"/>
+              </w:rPr>
+            </w:pPr>
+            <w:r>
+              <w:rPr>
+                <w:b/>
+                <w:bCs/>
+                <w:lang w:val="en-US"/>
+              </w:rPr>
+              <w:t>Recommendation</w:t>
+            </w:r>
+          </w:p>
+        </w:tc>
+      </w:tr>
+      <w:tr>
+        <w:trPr>
+          <w:tblCellSpacing w:w="15" w:type="dxa"/>
+        </w:trPr>
+        <w:tc>
+          <w:tcPr>
+            <w:tcW w:w="0" w:type="auto"/>
+            <w:vAlign w:val="center"/>
+            <w:hideMark/>
+          </w:tcPr>
+          <w:p>
+            <w:pPr>
+              <w:rPr>
+                <w:b/>
+                <w:bCs/>
+                <w:lang w:val="en-US"/>
+              </w:rPr>
+            </w:pPr>
+          </w:p>
+        </w:tc>
+        <w:tc>
+          <w:tcPr>
+            <w:tcW w:w="0" w:type="auto"/>
+            <w:vAlign w:val="center"/>
+            <w:hideMark/>
+          </w:tcPr>
+          <w:p>
+            <w:pPr>
+              <w:rPr>
+                <w:b/>
+                <w:bCs/>
+                <w:lang w:val="en-US"/>
+              </w:rPr>
+            </w:pPr>
+          </w:p>
+        </w:tc>
+        <w:tc>
+          <w:tcPr>
+            <w:tcW w:w="0" w:type="auto"/>
+            <w:vAlign w:val="center"/>
+            <w:hideMark/>
+          </w:tcPr>
+          <w:p>
+            <w:pPr>
+              <w:rPr>
+                <w:b/>
+                <w:bCs/>
+                <w:lang w:val="en-US"/>
+              </w:rPr>
+            </w:pPr>
+          </w:p>
+        </w:tc>
+        <w:tc>
+          <w:tcPr>
+            <w:tcW w:w="0" w:type="auto"/>
+            <w:vAlign w:val="center"/>
+            <w:hideMark/>
+          </w:tcPr>
+          <w:p>
+            <w:pPr>
+              <w:rPr>
+                <w:b/>
+                <w:bCs/>
+                <w:lang w:val="en-US"/>
+              </w:rPr>
+            </w:pPr>
+          </w:p>
+        </w:tc>
+        <w:tc>
+          <w:tcPr>
+            <w:tcW w:w="0" w:type="auto"/>
+            <w:vAlign w:val="center"/>
+            <w:hideMark/>
+          </w:tcPr>
+          <w:p>
+            <w:pPr>
+              <w:rPr>
+                <w:b/>
+                <w:bCs/>
+                <w:lang w:val="en-US"/>
+              </w:rPr>
+            </w:pPr>
+          </w:p>
+        </w:tc>
+        <w:tc>
+          <w:tcPr>
+            <w:tcW w:w="0" w:type="auto"/>
+            <w:vAlign w:val="center"/>
+            <w:hideMark/>
+          </w:tcPr>
+          <w:p>
+            <w:pPr>
+              <w:rPr>
+                <w:b/>
+                <w:bCs/>
+                <w:lang w:val="en-US"/>
+              </w:rPr>
+            </w:pPr>
+          </w:p>
+        </w:tc>
+        <w:tc>
+          <w:tcPr>
+            <w:tcW w:w="0" w:type="auto"/>
+            <w:vAlign w:val="center"/>
+            <w:hideMark/>
+          </w:tcPr>
+          <w:p>
+            <w:pPr>
+              <w:rPr>
+                <w:b/>
+                <w:bCs/>
+                <w:lang w:val="en-US"/>
+              </w:rPr>
+            </w:pPr>
+            <w:r>
+              <w:rPr>
+                <w:b/>
+                <w:bCs/>
+                <w:lang w:val="en-US"/>
+              </w:rPr>
+              <w:t>Low/Med/High</w:t>
+            </w:r>
+          </w:p>
+        </w:tc>
+        <w:tc>
+          <w:tcPr>
+            <w:tcW w:w="0" w:type="auto"/>
+            <w:vAlign w:val="center"/>
+            <w:hideMark/>
+          </w:tcPr>
+          <w:p>
+            <w:pPr>
+              <w:rPr>
+                <w:b/>
+                <w:bCs/>
+                <w:lang w:val="en-US"/>
+              </w:rPr>
+            </w:pPr>
+          </w:p>
+        </w:tc>
+        <w:tc>
+          <w:tcPr>
+            <w:tcW w:w="0" w:type="auto"/>
+            <w:vAlign w:val="center"/>
+            <w:hideMark/>
+          </w:tcPr>
+          <w:p>
+            <w:pPr>
+              <w:rPr>
+                <w:b/>
+                <w:bCs/>
+                <w:lang w:val="en-US"/>
+              </w:rPr>
+            </w:pPr>
+            <w:r>
+              <w:rPr>
+                <w:b/>
+                <w:bCs/>
+                <w:lang w:val="en-US"/>
+              </w:rPr>
+              <w:t>FII ↑↓ / DII ↑↓</w:t>
+            </w:r>
+          </w:p>
+        </w:tc>
+        <w:tc>
+          <w:tcPr>
+            <w:tcW w:w="0" w:type="auto"/>
+            <w:vAlign w:val="center"/>
+            <w:hideMark/>
+          </w:tcPr>
+          <w:p>
+            <w:pPr>
+              <w:rPr>
+                <w:b/>
+                <w:bCs/>
+                <w:lang w:val="en-US"/>
+              </w:rPr>
+            </w:pPr>
+            <w:r>
+              <w:rPr>
+                <w:b/>
+                <w:bCs/>
+                <w:lang w:val="en-US"/>
+              </w:rPr>
+              <w:t>Buy / Accumulate / Watch</w:t>
+            </w:r>
+          </w:p>
+        </w:tc>
+      </w:tr>
+    </w:tbl>
+    <w:p>
+      <w:pPr>
+        <w:rPr>
+          <w:b/>
+          <w:bCs/>
+          <w:lang w:val="en-US"/>
+        </w:rPr>
+      </w:pPr>
+      <w:r>
+        <w:rPr>
+          <w:b/>
+          <w:bCs/>
+          <w:lang w:val="en-US"/>
+        </w:rPr>
+        <w:pict w14:anchorId="5456B8DB">
+          <v:rect id="_x0000_i1084" style="width:0;height:1.5pt" o:hralign="center" o:hrstd="t" o:hr="t" fillcolor="#a0a0a0" stroked="f"/>
+        </w:pict>
+      </w:r>
+    </w:p>
+    <w:p>
+      <w:pPr>
+        <w:rPr>
+          <w:b/>
+          <w:bCs/>
+          <w:lang w:val="en-US"/>
+        </w:rPr>
+      </w:pPr>
+      <w:r>
+        <w:rPr>
+          <w:rFonts w:ascii="Segoe UI Emoji" w:hAnsi="Segoe UI Emoji" w:cs="Segoe UI Emoji"/>
+          <w:b/>
+          <w:bCs/>
+          <w:lang w:val="en-US"/>
+        </w:rPr>
+        <w:t>📌</w:t>
+      </w:r>
+      <w:r>
+        <w:rPr>
+          <w:b/>
+          <w:bCs/>
+          <w:lang w:val="en-US"/>
+        </w:rPr>
+        <w:t xml:space="preserve"> SECTION 4 — ANALYSIS DEPTH (For Top 5 High-Conviction Picks)</w:t>
+      </w:r>
+    </w:p>
+    <w:p>
+      <w:pPr>
+        <w:rPr>
+          <w:b/>
+          <w:bCs/>
+          <w:lang w:val="en-US"/>
+        </w:rPr>
+      </w:pPr>
+      <w:r>
+        <w:rPr>
+          <w:b/>
+          <w:bCs/>
+          <w:lang w:val="en-US"/>
+        </w:rPr>
+        <w:t>For the top 5 highest-conviction opportunities, provide a brief paragraph covering:</w:t>
+      </w:r>
+    </w:p>
+    <w:p>
+      <w:pPr>
+        <w:numPr>
+          <w:ilvl w:val="0"/>
+          <w:numId w:val="12"/>
+        </w:numPr>
+        <w:rPr>
+          <w:b/>
+          <w:bCs/>
+          <w:lang w:val="en-US"/>
+        </w:rPr>
+      </w:pPr>
+      <w:r>
+        <w:rPr>
+          <w:b/>
+          <w:bCs/>
+          <w:lang w:val="en-US"/>
+        </w:rPr>
+        <w:t>Why NOW — specific recent trigger/news</w:t>
+      </w:r>
+    </w:p>
+    <w:p>
+      <w:pPr>
+        <w:numPr>
+          <w:ilvl w:val="0"/>
+          <w:numId w:val="12"/>
+        </w:numPr>
+        <w:rPr>
+          <w:b/>
+          <w:bCs/>
+          <w:lang w:val="en-US"/>
+        </w:rPr>
+      </w:pPr>
+      <w:r>
+        <w:rPr>
+          <w:b/>
+          <w:bCs/>
+          <w:lang w:val="en-US"/>
+        </w:rPr>
+        <w:lastRenderedPageBreak/>
+        <w:t>Bull Case — what makes this a strong buy</w:t>
+      </w:r>
+    </w:p>
+    <w:p>
+      <w:pPr>
+        <w:numPr>
+          <w:ilvl w:val="0"/>
+          <w:numId w:val="12"/>
+        </w:numPr>
+        <w:rPr>
+          <w:b/>
+          <w:bCs/>
+          <w:lang w:val="en-US"/>
+        </w:rPr>
+      </w:pPr>
+      <w:r>
+        <w:rPr>
+          <w:b/>
+          <w:bCs/>
+          <w:lang w:val="en-US"/>
+        </w:rPr>
+        <w:t>Risk Factor — key downside risk to monitor</w:t>
+      </w:r>
+    </w:p>
+    <w:p>
+      <w:pPr>
+        <w:numPr>
+          <w:ilvl w:val="0"/>
+          <w:numId w:val="12"/>
+        </w:numPr>
+        <w:rPr>
+          <w:b/>
+          <w:bCs/>
+          <w:lang w:val="en-US"/>
+        </w:rPr>
+      </w:pPr>
+      <w:r>
+        <w:rPr>
+          <w:b/>
+          <w:bCs/>
+          <w:lang w:val="en-US"/>
+        </w:rPr>
+        <w:t>Time Horizon — short-term (1–3M), medium-term (3–12M), or long-term (1–3Y)</w:t>
+      </w:r>
+    </w:p>
+    <w:p>
+      <w:pPr>
+        <w:rPr>
+          <w:b/>
+          <w:bCs/>
+          <w:lang w:val="en-US"/>
+        </w:rPr>
+      </w:pPr>
+      <w:r>
+        <w:rPr>
+          <w:b/>
+          <w:bCs/>
+          <w:lang w:val="en-US"/>
+        </w:rPr>
+        <w:pict w14:anchorId="1DFE8A38">
+          <v:rect id="_x0000_i1085" style="width:0;height:1.5pt" o:hralign="center" o:hrstd="t" o:hr="t" fillcolor="#a0a0a0" stroked="f"/>
+        </w:pict>
+      </w:r>
+    </w:p>
+    <w:p>
+      <w:pPr>
+        <w:rPr>
+          <w:b/>
+          <w:bCs/>
+          <w:lang w:val="en-US"/>
+        </w:rPr>
+      </w:pPr>
+      <w:r>
+        <w:rPr>
+          <w:rFonts w:ascii="Segoe UI Emoji" w:hAnsi="Segoe UI Emoji" w:cs="Segoe UI Emoji"/>
+          <w:b/>
+          <w:bCs/>
+          <w:lang w:val="en-US"/>
+        </w:rPr>
+        <w:t>📌</w:t>
+      </w:r>
+      <w:r>
+        <w:rPr>
+          <w:b/>
+          <w:bCs/>
+          <w:lang w:val="en-US"/>
+        </w:rPr>
+        <w:t xml:space="preserve"> SECTION 5 — MARKET CONTEXT SNAPSHOT</w:t>
+      </w:r>
+    </w:p>
+    <w:p>
+      <w:pPr>
+        <w:rPr>
+          <w:b/>
+          <w:bCs/>
+          <w:lang w:val="en-US"/>
+        </w:rPr>
+      </w:pPr>
+      <w:r>
+        <w:rPr>
+          <w:b/>
+          <w:bCs/>
+          <w:lang w:val="en-US"/>
+        </w:rPr>
+        <w:t xml:space="preserve">Include a brief </w:t>
+      </w:r>
+      <w:proofErr w:type="gramStart"/>
+      <w:r>
+        <w:rPr>
+          <w:b/>
+          <w:bCs/>
+          <w:lang w:val="en-US"/>
+        </w:rPr>
+        <w:t>macro overview</w:t>
+      </w:r>
+      <w:proofErr w:type="gramEnd"/>
+      <w:r>
+        <w:rPr>
+          <w:b/>
+          <w:bCs/>
+          <w:lang w:val="en-US"/>
+        </w:rPr>
+        <w:t xml:space="preserve"> covering:</w:t>
+      </w:r>
+    </w:p>
+    <w:p>
+      <w:pPr>
+        <w:numPr>
+          <w:ilvl w:val="0"/>
+          <w:numId w:val="13"/>
+        </w:numPr>
+        <w:rPr>
+          <w:b/>
+          <w:bCs/>
+          <w:lang w:val="en-US"/>
+        </w:rPr>
+      </w:pPr>
+      <w:r>
+        <w:rPr>
+          <w:b/>
+          <w:bCs/>
+          <w:lang w:val="en-US"/>
+        </w:rPr>
+        <w:t>Current Nifty 50 / Sensex level and trend</w:t>
+      </w:r>
+    </w:p>
+    <w:p>
+      <w:pPr>
+        <w:numPr>
+          <w:ilvl w:val="0"/>
+          <w:numId w:val="13"/>
+        </w:numPr>
+        <w:rPr>
+          <w:b/>
+          <w:bCs/>
+          <w:lang w:val="en-US"/>
+        </w:rPr>
+      </w:pPr>
+      <w:r>
+        <w:rPr>
+          <w:b/>
+          <w:bCs/>
+          <w:lang w:val="en-US"/>
+        </w:rPr>
+        <w:t>FII net buying/selling trend (last 30 days)</w:t>
+      </w:r>
+    </w:p>
+    <w:p>
+      <w:pPr>
+        <w:numPr>
+          <w:ilvl w:val="0"/>
+          <w:numId w:val="13"/>
+        </w:numPr>
+        <w:rPr>
+          <w:b/>
+          <w:bCs/>
+          <w:lang w:val="en-US"/>
+        </w:rPr>
+      </w:pPr>
+      <w:r>
+        <w:rPr>
+          <w:b/>
+          <w:bCs/>
+          <w:lang w:val="en-US"/>
+        </w:rPr>
+        <w:t>Top performing sectors this month</w:t>
+      </w:r>
+    </w:p>
+    <w:p>
+      <w:pPr>
+        <w:numPr>
+          <w:ilvl w:val="0"/>
+          <w:numId w:val="13"/>
+        </w:numPr>
+        <w:rPr>
+          <w:b/>
+          <w:bCs/>
+          <w:lang w:val="en-US"/>
+        </w:rPr>
+      </w:pPr>
+      <w:r>
+        <w:rPr>
+          <w:b/>
+          <w:bCs/>
+          <w:lang w:val="en-US"/>
+        </w:rPr>
+        <w:t>Key domestic/global risk factors to watch</w:t>
+      </w:r>
+    </w:p>
+    <w:p>
+      <w:pPr>
+        <w:numPr>
+          <w:ilvl w:val="0"/>
+          <w:numId w:val="13"/>
+        </w:numPr>
+        <w:rPr>
+          <w:b/>
+          <w:bCs/>
+          <w:lang w:val="en-US"/>
+        </w:rPr>
+      </w:pPr>
+      <w:r>
+        <w:rPr>
+          <w:b/>
+          <w:bCs/>
+          <w:lang w:val="en-US"/>
+        </w:rPr>
+        <w:t>RBI policy stance &amp; INR outlook</w:t>
+      </w:r>
+    </w:p>
+    <w:p>
+      <w:pPr>
+        <w:rPr>
+          <w:b/>
+          <w:bCs/>
+          <w:lang w:val="en-US"/>
+        </w:rPr>
+      </w:pPr>
+      <w:r>
+        <w:rPr>
+          <w:b/>
+          <w:bCs/>
+          <w:lang w:val="en-US"/>
+        </w:rPr>
+        <w:pict w14:anchorId="490945F5">
+          <v:rect id="_x0000_i1086" style="width:0;height:1.5pt" o:hralign="center" o:hrstd="t" o:hr="t" fillcolor="#a0a0a0" stroked="f"/>
+        </w:pict>
+      </w:r>
+    </w:p>
+    <w:p>
+      <w:pPr>
+        <w:rPr>
+          <w:b/>
+          <w:bCs/>
+          <w:lang w:val="en-US"/>
+        </w:rPr>
+      </w:pPr>
+      <w:r>
+        <w:rPr>
+          <w:rFonts w:ascii="Segoe UI Emoji" w:hAnsi="Segoe UI Emoji" w:cs="Segoe UI Emoji"/>
+          <w:b/>
+          <w:bCs/>
+          <w:lang w:val="en-US"/>
+        </w:rPr>
+        <w:t>⚠️</w:t>
+      </w:r>
+      <w:r>
+        <w:rPr>
+          <w:b/>
+          <w:bCs/>
+          <w:lang w:val="en-US"/>
+        </w:rPr>
+        <w:t xml:space="preserve"> DISCLAIMERS TO INCLUDE</w:t>
+      </w:r>
+    </w:p>
+    <w:p>
+      <w:pPr>
+        <w:numPr>
+          <w:ilvl w:val="0"/>
+          <w:numId w:val="14"/>
+        </w:numPr>
+        <w:rPr>
+          <w:b/>
+          <w:bCs/>
+          <w:lang w:val="en-US"/>
+        </w:rPr>
+      </w:pPr>
+      <w:r>
+        <w:rPr>
+          <w:b/>
+          <w:bCs/>
+          <w:lang w:val="en-US"/>
+        </w:rPr>
+        <w:t>All data should reference the most recent available (within last 30 days)</w:t>
+      </w:r>
+    </w:p>
+    <w:p>
+      <w:pPr>
+        <w:numPr>
+          <w:ilvl w:val="0"/>
+          <w:numId w:val="14"/>
+        </w:numPr>
+        <w:rPr>
+          <w:b/>
+          <w:bCs/>
+          <w:lang w:val="en-US"/>
+        </w:rPr>
+      </w:pPr>
+      <w:r>
+        <w:rPr>
+          <w:b/>
+          <w:bCs/>
+          <w:lang w:val="en-US"/>
+        </w:rPr>
+        <w:t>Flag if data is estimated vs. confirmed</w:t>
+      </w:r>
+    </w:p>
+    <w:p>
+      <w:pPr>
+        <w:numPr>
+          <w:ilvl w:val="0"/>
+          <w:numId w:val="14"/>
+        </w:numPr>
+        <w:rPr>
+          <w:b/>
+          <w:bCs/>
+          <w:lang w:val="en-US"/>
+        </w:rPr>
+      </w:pPr>
+      <w:r>
+        <w:rPr>
+          <w:b/>
+          <w:bCs/>
+          <w:lang w:val="en-US"/>
+        </w:rPr>
+        <w:t xml:space="preserve">Clearly state: </w:t>
+      </w:r>
+      <w:r>
+        <w:rPr>
+          <w:b/>
+          <w:bCs/>
+          <w:i/>
+          <w:iCs/>
+          <w:lang w:val="en-US"/>
+        </w:rPr>
+        <w:t>"This analysis is for informational purposes only and does not constitute SEBI-registered investment advice. Consult a qualified financial advisor before investing."</w:t>
+      </w:r>
+    </w:p>
+    <w:p>
+      <w:pPr>
+        <w:numPr>
+          <w:ilvl w:val="0"/>
+          <w:numId w:val="14"/>
+        </w:numPr>
+        <w:rPr>
+          <w:b/>
+          <w:bCs/>
+          <w:lang w:val="en-US"/>
+        </w:rPr>
+      </w:pPr>
+      <w:r>
+        <w:rPr>
+          <w:b/>
+          <w:bCs/>
+          <w:lang w:val="en-US"/>
+        </w:rPr>
+        <w:t>Risk Level definitions: Low = Large-cap, stable earnings | Medium = Mid-cap, growth stage | High = Small-cap, turnaround, or pre-profit</w:t>
+      </w:r>
+    </w:p>
+    <w:p>
+      <w:pPr>
+        <w:rPr>
+          <w:b/>
+          <w:bCs/>
+          <w:lang w:val="en-US"/>
+        </w:rPr>
+      </w:pPr>
+      <w:r>
+        <w:rPr>
+          <w:b/>
+          <w:bCs/>
+          <w:lang w:val="en-US"/>
+        </w:rPr>
+        <w:pict w14:anchorId="03CDAA04">
+          <v:rect id="_x0000_i1087" style="width:0;height:1.5pt" o:hralign="center" o:hrstd="t" o:hr="t" fillcolor="#a0a0a0" stroked="f"/>
+        </w:pict>
       </w:r>
     </w:p>
     <w:p>
@@ -539,6 +2863,864 @@
 <file path=word/numbering.xml><?xml version="1.0" encoding="utf-8"?>
 <w:numbering xmlns:wpc="http://schemas.microsoft.com/office/word/2010/wordprocessingCanvas" xmlns:cx="http://schemas.microsoft.com/office/drawing/2014/chartex" xmlns:cx1="http://schemas.microsoft.com/office/drawing/2015/9/8/chartex" xmlns:cx2="http://schemas.microsoft.com/office/drawing/2015/10/21/chartex" xmlns:cx3="http://schemas.microsoft.com/office/drawing/2016/5/9/chartex" xmlns:cx4="http://schemas.microsoft.com/office/drawing/2016/5/10/chartex" xmlns:cx5="http://schemas.microsoft.com/office/drawing/2016/5/11/chartex" xmlns:cx6="http://schemas.microsoft.com/office/drawing/2016/5/12/chartex" xmlns:cx7="http://schemas.microsoft.com/office/drawing/2016/5/13/chartex" xmlns:cx8="http://schemas.microsoft.com/office/drawing/2016/5/14/chartex" xmlns:mc="http://schemas.openxmlformats.org/markup-compatibility/2006" xmlns:aink="http://schemas.microsoft.com/office/drawing/2016/ink" xmlns:am3d="http://schemas.microsoft.com/office/drawing/2017/model3d" xmlns:o="urn:schemas-microsoft-com:office:office" xmlns:oel="http://schemas.microsoft.com/office/2019/extlst" xmlns:r="http://schemas.openxmlformats.org/officeDocument/2006/relationships" xmlns:m="http://schemas.openxmlformats.org/officeDocument/2006/math" xmlns:v="urn:schemas-microsoft-com:vml" xmlns:wp14="http://schemas.microsoft.com/office/word/2010/wordprocessingDrawing" xmlns:wp="http://schemas.openxmlformats.org/drawingml/2006/wordprocessingDrawing" xmlns:w10="urn:schemas-microsoft-com:office:word" xmlns:w="http://schemas.openxmlformats.org/wordprocessingml/2006/main" xmlns:w14="http://schemas.microsoft.com/office/word/2010/wordml" xmlns:w15="http://schemas.microsoft.com/office/word/2012/wordml" xmlns:w16cex="http://schemas.microsoft.com/office/word/2018/wordml/cex" xmlns:w16cid="http://schemas.microsoft.com/office/word/2016/wordml/cid" xmlns:w16="http://schemas.microsoft.com/office/word/2018/wordml" xmlns:w16du="http://schemas.microsoft.com/office/word/2023/wordml/word16du" xmlns:w16sdtdh="http://schemas.microsoft.com/office/word/2020/wordml/sdtdatahash" xmlns:w16sdtfl="http://schemas.microsoft.com/office/word/2024/wordml/sdtformatlock" xmlns:w16se="http://schemas.microsoft.com/office/word/2015/wordml/symex" xmlns:wpg="http://schemas.microsoft.com/office/word/2010/wordprocessingGroup" xmlns:wpi="http://schemas.microsoft.com/office/word/2010/wordprocessingInk" xmlns:wne="http://schemas.microsoft.com/office/word/2006/wordml" xmlns:wps="http://schemas.microsoft.com/office/word/2010/wordprocessingShape" mc:Ignorable="w14 w15 w16se w16cid w16 w16cex w16sdtdh w16sdtfl w16du wp14">
   <w:abstractNum w:abstractNumId="0" w15:restartNumberingAfterBreak="0">
+    <w:nsid w:val="08752BEE"/>
+    <w:multiLevelType w:val="multilevel"/>
+    <w:tmpl w:val="FAD8D542"/>
+    <w:lvl w:ilvl="0">
+      <w:start w:val="1"/>
+      <w:numFmt w:val="decimal"/>
+      <w:lvlText w:val="%1."/>
+      <w:lvlJc w:val="left"/>
+      <w:pPr>
+        <w:tabs>
+          <w:tab w:val="num" w:pos="720"/>
+        </w:tabs>
+        <w:ind w:left="720" w:hanging="360"/>
+      </w:pPr>
+    </w:lvl>
+    <w:lvl w:ilvl="1" w:tentative="1">
+      <w:start w:val="1"/>
+      <w:numFmt w:val="decimal"/>
+      <w:lvlText w:val="%2."/>
+      <w:lvlJc w:val="left"/>
+      <w:pPr>
+        <w:tabs>
+          <w:tab w:val="num" w:pos="1440"/>
+        </w:tabs>
+        <w:ind w:left="1440" w:hanging="360"/>
+      </w:pPr>
+    </w:lvl>
+    <w:lvl w:ilvl="2" w:tentative="1">
+      <w:start w:val="1"/>
+      <w:numFmt w:val="decimal"/>
+      <w:lvlText w:val="%3."/>
+      <w:lvlJc w:val="left"/>
+      <w:pPr>
+        <w:tabs>
+          <w:tab w:val="num" w:pos="2160"/>
+        </w:tabs>
+        <w:ind w:left="2160" w:hanging="360"/>
+      </w:pPr>
+    </w:lvl>
+    <w:lvl w:ilvl="3" w:tentative="1">
+      <w:start w:val="1"/>
+      <w:numFmt w:val="decimal"/>
+      <w:lvlText w:val="%4."/>
+      <w:lvlJc w:val="left"/>
+      <w:pPr>
+        <w:tabs>
+          <w:tab w:val="num" w:pos="2880"/>
+        </w:tabs>
+        <w:ind w:left="2880" w:hanging="360"/>
+      </w:pPr>
+    </w:lvl>
+    <w:lvl w:ilvl="4" w:tentative="1">
+      <w:start w:val="1"/>
+      <w:numFmt w:val="decimal"/>
+      <w:lvlText w:val="%5."/>
+      <w:lvlJc w:val="left"/>
+      <w:pPr>
+        <w:tabs>
+          <w:tab w:val="num" w:pos="3600"/>
+        </w:tabs>
+        <w:ind w:left="3600" w:hanging="360"/>
+      </w:pPr>
+    </w:lvl>
+    <w:lvl w:ilvl="5" w:tentative="1">
+      <w:start w:val="1"/>
+      <w:numFmt w:val="decimal"/>
+      <w:lvlText w:val="%6."/>
+      <w:lvlJc w:val="left"/>
+      <w:pPr>
+        <w:tabs>
+          <w:tab w:val="num" w:pos="4320"/>
+        </w:tabs>
+        <w:ind w:left="4320" w:hanging="360"/>
+      </w:pPr>
+    </w:lvl>
+    <w:lvl w:ilvl="6" w:tentative="1">
+      <w:start w:val="1"/>
+      <w:numFmt w:val="decimal"/>
+      <w:lvlText w:val="%7."/>
+      <w:lvlJc w:val="left"/>
+      <w:pPr>
+        <w:tabs>
+          <w:tab w:val="num" w:pos="5040"/>
+        </w:tabs>
+        <w:ind w:left="5040" w:hanging="360"/>
+      </w:pPr>
+    </w:lvl>
+    <w:lvl w:ilvl="7" w:tentative="1">
+      <w:start w:val="1"/>
+      <w:numFmt w:val="decimal"/>
+      <w:lvlText w:val="%8."/>
+      <w:lvlJc w:val="left"/>
+      <w:pPr>
+        <w:tabs>
+          <w:tab w:val="num" w:pos="5760"/>
+        </w:tabs>
+        <w:ind w:left="5760" w:hanging="360"/>
+      </w:pPr>
+    </w:lvl>
+    <w:lvl w:ilvl="8" w:tentative="1">
+      <w:start w:val="1"/>
+      <w:numFmt w:val="decimal"/>
+      <w:lvlText w:val="%9."/>
+      <w:lvlJc w:val="left"/>
+      <w:pPr>
+        <w:tabs>
+          <w:tab w:val="num" w:pos="6480"/>
+        </w:tabs>
+        <w:ind w:left="6480" w:hanging="360"/>
+      </w:pPr>
+    </w:lvl>
+  </w:abstractNum>
+  <w:abstractNum w:abstractNumId="1" w15:restartNumberingAfterBreak="0">
+    <w:nsid w:val="0B6B3E08"/>
+    <w:multiLevelType w:val="multilevel"/>
+    <w:tmpl w:val="DFBCE7C6"/>
+    <w:lvl w:ilvl="0">
+      <w:start w:val="1"/>
+      <w:numFmt w:val="bullet"/>
+      <w:lvlText w:val=""/>
+      <w:lvlJc w:val="left"/>
+      <w:pPr>
+        <w:tabs>
+          <w:tab w:val="num" w:pos="720"/>
+        </w:tabs>
+        <w:ind w:left="720" w:hanging="360"/>
+      </w:pPr>
+      <w:rPr>
+        <w:rFonts w:ascii="Symbol" w:hAnsi="Symbol" w:hint="default"/>
+        <w:sz w:val="20"/>
+      </w:rPr>
+    </w:lvl>
+    <w:lvl w:ilvl="1" w:tentative="1">
+      <w:start w:val="1"/>
+      <w:numFmt w:val="bullet"/>
+      <w:lvlText w:val="o"/>
+      <w:lvlJc w:val="left"/>
+      <w:pPr>
+        <w:tabs>
+          <w:tab w:val="num" w:pos="1440"/>
+        </w:tabs>
+        <w:ind w:left="1440" w:hanging="360"/>
+      </w:pPr>
+      <w:rPr>
+        <w:rFonts w:ascii="Courier New" w:hAnsi="Courier New" w:hint="default"/>
+        <w:sz w:val="20"/>
+      </w:rPr>
+    </w:lvl>
+    <w:lvl w:ilvl="2" w:tentative="1">
+      <w:start w:val="1"/>
+      <w:numFmt w:val="bullet"/>
+      <w:lvlText w:val=""/>
+      <w:lvlJc w:val="left"/>
+      <w:pPr>
+        <w:tabs>
+          <w:tab w:val="num" w:pos="2160"/>
+        </w:tabs>
+        <w:ind w:left="2160" w:hanging="360"/>
+      </w:pPr>
+      <w:rPr>
+        <w:rFonts w:ascii="Wingdings" w:hAnsi="Wingdings" w:hint="default"/>
+        <w:sz w:val="20"/>
+      </w:rPr>
+    </w:lvl>
+    <w:lvl w:ilvl="3" w:tentative="1">
+      <w:start w:val="1"/>
+      <w:numFmt w:val="bullet"/>
+      <w:lvlText w:val=""/>
+      <w:lvlJc w:val="left"/>
+      <w:pPr>
+        <w:tabs>
+          <w:tab w:val="num" w:pos="2880"/>
+        </w:tabs>
+        <w:ind w:left="2880" w:hanging="360"/>
+      </w:pPr>
+      <w:rPr>
+        <w:rFonts w:ascii="Wingdings" w:hAnsi="Wingdings" w:hint="default"/>
+        <w:sz w:val="20"/>
+      </w:rPr>
+    </w:lvl>
+    <w:lvl w:ilvl="4" w:tentative="1">
+      <w:start w:val="1"/>
+      <w:numFmt w:val="bullet"/>
+      <w:lvlText w:val=""/>
+      <w:lvlJc w:val="left"/>
+      <w:pPr>
+        <w:tabs>
+          <w:tab w:val="num" w:pos="3600"/>
+        </w:tabs>
+        <w:ind w:left="3600" w:hanging="360"/>
+      </w:pPr>
+      <w:rPr>
+        <w:rFonts w:ascii="Wingdings" w:hAnsi="Wingdings" w:hint="default"/>
+        <w:sz w:val="20"/>
+      </w:rPr>
+    </w:lvl>
+    <w:lvl w:ilvl="5" w:tentative="1">
+      <w:start w:val="1"/>
+      <w:numFmt w:val="bullet"/>
+      <w:lvlText w:val=""/>
+      <w:lvlJc w:val="left"/>
+      <w:pPr>
+        <w:tabs>
+          <w:tab w:val="num" w:pos="4320"/>
+        </w:tabs>
+        <w:ind w:left="4320" w:hanging="360"/>
+      </w:pPr>
+      <w:rPr>
+        <w:rFonts w:ascii="Wingdings" w:hAnsi="Wingdings" w:hint="default"/>
+        <w:sz w:val="20"/>
+      </w:rPr>
+    </w:lvl>
+    <w:lvl w:ilvl="6" w:tentative="1">
+      <w:start w:val="1"/>
+      <w:numFmt w:val="bullet"/>
+      <w:lvlText w:val=""/>
+      <w:lvlJc w:val="left"/>
+      <w:pPr>
+        <w:tabs>
+          <w:tab w:val="num" w:pos="5040"/>
+        </w:tabs>
+        <w:ind w:left="5040" w:hanging="360"/>
+      </w:pPr>
+      <w:rPr>
+        <w:rFonts w:ascii="Wingdings" w:hAnsi="Wingdings" w:hint="default"/>
+        <w:sz w:val="20"/>
+      </w:rPr>
+    </w:lvl>
+    <w:lvl w:ilvl="7" w:tentative="1">
+      <w:start w:val="1"/>
+      <w:numFmt w:val="bullet"/>
+      <w:lvlText w:val=""/>
+      <w:lvlJc w:val="left"/>
+      <w:pPr>
+        <w:tabs>
+          <w:tab w:val="num" w:pos="5760"/>
+        </w:tabs>
+        <w:ind w:left="5760" w:hanging="360"/>
+      </w:pPr>
+      <w:rPr>
+        <w:rFonts w:ascii="Wingdings" w:hAnsi="Wingdings" w:hint="default"/>
+        <w:sz w:val="20"/>
+      </w:rPr>
+    </w:lvl>
+    <w:lvl w:ilvl="8" w:tentative="1">
+      <w:start w:val="1"/>
+      <w:numFmt w:val="bullet"/>
+      <w:lvlText w:val=""/>
+      <w:lvlJc w:val="left"/>
+      <w:pPr>
+        <w:tabs>
+          <w:tab w:val="num" w:pos="6480"/>
+        </w:tabs>
+        <w:ind w:left="6480" w:hanging="360"/>
+      </w:pPr>
+      <w:rPr>
+        <w:rFonts w:ascii="Wingdings" w:hAnsi="Wingdings" w:hint="default"/>
+        <w:sz w:val="20"/>
+      </w:rPr>
+    </w:lvl>
+  </w:abstractNum>
+  <w:abstractNum w:abstractNumId="2" w15:restartNumberingAfterBreak="0">
+    <w:nsid w:val="108E413E"/>
+    <w:multiLevelType w:val="multilevel"/>
+    <w:tmpl w:val="5C5ED742"/>
+    <w:lvl w:ilvl="0">
+      <w:start w:val="1"/>
+      <w:numFmt w:val="bullet"/>
+      <w:lvlText w:val=""/>
+      <w:lvlJc w:val="left"/>
+      <w:pPr>
+        <w:tabs>
+          <w:tab w:val="num" w:pos="720"/>
+        </w:tabs>
+        <w:ind w:left="720" w:hanging="360"/>
+      </w:pPr>
+      <w:rPr>
+        <w:rFonts w:ascii="Symbol" w:hAnsi="Symbol" w:hint="default"/>
+        <w:sz w:val="20"/>
+      </w:rPr>
+    </w:lvl>
+    <w:lvl w:ilvl="1" w:tentative="1">
+      <w:start w:val="1"/>
+      <w:numFmt w:val="bullet"/>
+      <w:lvlText w:val="o"/>
+      <w:lvlJc w:val="left"/>
+      <w:pPr>
+        <w:tabs>
+          <w:tab w:val="num" w:pos="1440"/>
+        </w:tabs>
+        <w:ind w:left="1440" w:hanging="360"/>
+      </w:pPr>
+      <w:rPr>
+        <w:rFonts w:ascii="Courier New" w:hAnsi="Courier New" w:hint="default"/>
+        <w:sz w:val="20"/>
+      </w:rPr>
+    </w:lvl>
+    <w:lvl w:ilvl="2" w:tentative="1">
+      <w:start w:val="1"/>
+      <w:numFmt w:val="bullet"/>
+      <w:lvlText w:val=""/>
+      <w:lvlJc w:val="left"/>
+      <w:pPr>
+        <w:tabs>
+          <w:tab w:val="num" w:pos="2160"/>
+        </w:tabs>
+        <w:ind w:left="2160" w:hanging="360"/>
+      </w:pPr>
+      <w:rPr>
+        <w:rFonts w:ascii="Wingdings" w:hAnsi="Wingdings" w:hint="default"/>
+        <w:sz w:val="20"/>
+      </w:rPr>
+    </w:lvl>
+    <w:lvl w:ilvl="3" w:tentative="1">
+      <w:start w:val="1"/>
+      <w:numFmt w:val="bullet"/>
+      <w:lvlText w:val=""/>
+      <w:lvlJc w:val="left"/>
+      <w:pPr>
+        <w:tabs>
+          <w:tab w:val="num" w:pos="2880"/>
+        </w:tabs>
+        <w:ind w:left="2880" w:hanging="360"/>
+      </w:pPr>
+      <w:rPr>
+        <w:rFonts w:ascii="Wingdings" w:hAnsi="Wingdings" w:hint="default"/>
+        <w:sz w:val="20"/>
+      </w:rPr>
+    </w:lvl>
+    <w:lvl w:ilvl="4" w:tentative="1">
+      <w:start w:val="1"/>
+      <w:numFmt w:val="bullet"/>
+      <w:lvlText w:val=""/>
+      <w:lvlJc w:val="left"/>
+      <w:pPr>
+        <w:tabs>
+          <w:tab w:val="num" w:pos="3600"/>
+        </w:tabs>
+        <w:ind w:left="3600" w:hanging="360"/>
+      </w:pPr>
+      <w:rPr>
+        <w:rFonts w:ascii="Wingdings" w:hAnsi="Wingdings" w:hint="default"/>
+        <w:sz w:val="20"/>
+      </w:rPr>
+    </w:lvl>
+    <w:lvl w:ilvl="5" w:tentative="1">
+      <w:start w:val="1"/>
+      <w:numFmt w:val="bullet"/>
+      <w:lvlText w:val=""/>
+      <w:lvlJc w:val="left"/>
+      <w:pPr>
+        <w:tabs>
+          <w:tab w:val="num" w:pos="4320"/>
+        </w:tabs>
+        <w:ind w:left="4320" w:hanging="360"/>
+      </w:pPr>
+      <w:rPr>
+        <w:rFonts w:ascii="Wingdings" w:hAnsi="Wingdings" w:hint="default"/>
+        <w:sz w:val="20"/>
+      </w:rPr>
+    </w:lvl>
+    <w:lvl w:ilvl="6" w:tentative="1">
+      <w:start w:val="1"/>
+      <w:numFmt w:val="bullet"/>
+      <w:lvlText w:val=""/>
+      <w:lvlJc w:val="left"/>
+      <w:pPr>
+        <w:tabs>
+          <w:tab w:val="num" w:pos="5040"/>
+        </w:tabs>
+        <w:ind w:left="5040" w:hanging="360"/>
+      </w:pPr>
+      <w:rPr>
+        <w:rFonts w:ascii="Wingdings" w:hAnsi="Wingdings" w:hint="default"/>
+        <w:sz w:val="20"/>
+      </w:rPr>
+    </w:lvl>
+    <w:lvl w:ilvl="7" w:tentative="1">
+      <w:start w:val="1"/>
+      <w:numFmt w:val="bullet"/>
+      <w:lvlText w:val=""/>
+      <w:lvlJc w:val="left"/>
+      <w:pPr>
+        <w:tabs>
+          <w:tab w:val="num" w:pos="5760"/>
+        </w:tabs>
+        <w:ind w:left="5760" w:hanging="360"/>
+      </w:pPr>
+      <w:rPr>
+        <w:rFonts w:ascii="Wingdings" w:hAnsi="Wingdings" w:hint="default"/>
+        <w:sz w:val="20"/>
+      </w:rPr>
+    </w:lvl>
+    <w:lvl w:ilvl="8" w:tentative="1">
+      <w:start w:val="1"/>
+      <w:numFmt w:val="bullet"/>
+      <w:lvlText w:val=""/>
+      <w:lvlJc w:val="left"/>
+      <w:pPr>
+        <w:tabs>
+          <w:tab w:val="num" w:pos="6480"/>
+        </w:tabs>
+        <w:ind w:left="6480" w:hanging="360"/>
+      </w:pPr>
+      <w:rPr>
+        <w:rFonts w:ascii="Wingdings" w:hAnsi="Wingdings" w:hint="default"/>
+        <w:sz w:val="20"/>
+      </w:rPr>
+    </w:lvl>
+  </w:abstractNum>
+  <w:abstractNum w:abstractNumId="3" w15:restartNumberingAfterBreak="0">
+    <w:nsid w:val="19370C63"/>
+    <w:multiLevelType w:val="multilevel"/>
+    <w:tmpl w:val="CF1871CA"/>
+    <w:lvl w:ilvl="0">
+      <w:start w:val="1"/>
+      <w:numFmt w:val="bullet"/>
+      <w:lvlText w:val=""/>
+      <w:lvlJc w:val="left"/>
+      <w:pPr>
+        <w:tabs>
+          <w:tab w:val="num" w:pos="720"/>
+        </w:tabs>
+        <w:ind w:left="720" w:hanging="360"/>
+      </w:pPr>
+      <w:rPr>
+        <w:rFonts w:ascii="Symbol" w:hAnsi="Symbol" w:hint="default"/>
+        <w:sz w:val="20"/>
+      </w:rPr>
+    </w:lvl>
+    <w:lvl w:ilvl="1" w:tentative="1">
+      <w:start w:val="1"/>
+      <w:numFmt w:val="bullet"/>
+      <w:lvlText w:val="o"/>
+      <w:lvlJc w:val="left"/>
+      <w:pPr>
+        <w:tabs>
+          <w:tab w:val="num" w:pos="1440"/>
+        </w:tabs>
+        <w:ind w:left="1440" w:hanging="360"/>
+      </w:pPr>
+      <w:rPr>
+        <w:rFonts w:ascii="Courier New" w:hAnsi="Courier New" w:hint="default"/>
+        <w:sz w:val="20"/>
+      </w:rPr>
+    </w:lvl>
+    <w:lvl w:ilvl="2" w:tentative="1">
+      <w:start w:val="1"/>
+      <w:numFmt w:val="bullet"/>
+      <w:lvlText w:val=""/>
+      <w:lvlJc w:val="left"/>
+      <w:pPr>
+        <w:tabs>
+          <w:tab w:val="num" w:pos="2160"/>
+        </w:tabs>
+        <w:ind w:left="2160" w:hanging="360"/>
+      </w:pPr>
+      <w:rPr>
+        <w:rFonts w:ascii="Wingdings" w:hAnsi="Wingdings" w:hint="default"/>
+        <w:sz w:val="20"/>
+      </w:rPr>
+    </w:lvl>
+    <w:lvl w:ilvl="3" w:tentative="1">
+      <w:start w:val="1"/>
+      <w:numFmt w:val="bullet"/>
+      <w:lvlText w:val=""/>
+      <w:lvlJc w:val="left"/>
+      <w:pPr>
+        <w:tabs>
+          <w:tab w:val="num" w:pos="2880"/>
+        </w:tabs>
+        <w:ind w:left="2880" w:hanging="360"/>
+      </w:pPr>
+      <w:rPr>
+        <w:rFonts w:ascii="Wingdings" w:hAnsi="Wingdings" w:hint="default"/>
+        <w:sz w:val="20"/>
+      </w:rPr>
+    </w:lvl>
+    <w:lvl w:ilvl="4" w:tentative="1">
+      <w:start w:val="1"/>
+      <w:numFmt w:val="bullet"/>
+      <w:lvlText w:val=""/>
+      <w:lvlJc w:val="left"/>
+      <w:pPr>
+        <w:tabs>
+          <w:tab w:val="num" w:pos="3600"/>
+        </w:tabs>
+        <w:ind w:left="3600" w:hanging="360"/>
+      </w:pPr>
+      <w:rPr>
+        <w:rFonts w:ascii="Wingdings" w:hAnsi="Wingdings" w:hint="default"/>
+        <w:sz w:val="20"/>
+      </w:rPr>
+    </w:lvl>
+    <w:lvl w:ilvl="5" w:tentative="1">
+      <w:start w:val="1"/>
+      <w:numFmt w:val="bullet"/>
+      <w:lvlText w:val=""/>
+      <w:lvlJc w:val="left"/>
+      <w:pPr>
+        <w:tabs>
+          <w:tab w:val="num" w:pos="4320"/>
+        </w:tabs>
+        <w:ind w:left="4320" w:hanging="360"/>
+      </w:pPr>
+      <w:rPr>
+        <w:rFonts w:ascii="Wingdings" w:hAnsi="Wingdings" w:hint="default"/>
+        <w:sz w:val="20"/>
+      </w:rPr>
+    </w:lvl>
+    <w:lvl w:ilvl="6" w:tentative="1">
+      <w:start w:val="1"/>
+      <w:numFmt w:val="bullet"/>
+      <w:lvlText w:val=""/>
+      <w:lvlJc w:val="left"/>
+      <w:pPr>
+        <w:tabs>
+          <w:tab w:val="num" w:pos="5040"/>
+        </w:tabs>
+        <w:ind w:left="5040" w:hanging="360"/>
+      </w:pPr>
+      <w:rPr>
+        <w:rFonts w:ascii="Wingdings" w:hAnsi="Wingdings" w:hint="default"/>
+        <w:sz w:val="20"/>
+      </w:rPr>
+    </w:lvl>
+    <w:lvl w:ilvl="7" w:tentative="1">
+      <w:start w:val="1"/>
+      <w:numFmt w:val="bullet"/>
+      <w:lvlText w:val=""/>
+      <w:lvlJc w:val="left"/>
+      <w:pPr>
+        <w:tabs>
+          <w:tab w:val="num" w:pos="5760"/>
+        </w:tabs>
+        <w:ind w:left="5760" w:hanging="360"/>
+      </w:pPr>
+      <w:rPr>
+        <w:rFonts w:ascii="Wingdings" w:hAnsi="Wingdings" w:hint="default"/>
+        <w:sz w:val="20"/>
+      </w:rPr>
+    </w:lvl>
+    <w:lvl w:ilvl="8" w:tentative="1">
+      <w:start w:val="1"/>
+      <w:numFmt w:val="bullet"/>
+      <w:lvlText w:val=""/>
+      <w:lvlJc w:val="left"/>
+      <w:pPr>
+        <w:tabs>
+          <w:tab w:val="num" w:pos="6480"/>
+        </w:tabs>
+        <w:ind w:left="6480" w:hanging="360"/>
+      </w:pPr>
+      <w:rPr>
+        <w:rFonts w:ascii="Wingdings" w:hAnsi="Wingdings" w:hint="default"/>
+        <w:sz w:val="20"/>
+      </w:rPr>
+    </w:lvl>
+  </w:abstractNum>
+  <w:abstractNum w:abstractNumId="4" w15:restartNumberingAfterBreak="0">
+    <w:nsid w:val="1B5B1914"/>
+    <w:multiLevelType w:val="multilevel"/>
+    <w:tmpl w:val="88BC27B0"/>
+    <w:lvl w:ilvl="0">
+      <w:start w:val="1"/>
+      <w:numFmt w:val="bullet"/>
+      <w:lvlText w:val=""/>
+      <w:lvlJc w:val="left"/>
+      <w:pPr>
+        <w:tabs>
+          <w:tab w:val="num" w:pos="720"/>
+        </w:tabs>
+        <w:ind w:left="720" w:hanging="360"/>
+      </w:pPr>
+      <w:rPr>
+        <w:rFonts w:ascii="Symbol" w:hAnsi="Symbol" w:hint="default"/>
+        <w:sz w:val="20"/>
+      </w:rPr>
+    </w:lvl>
+    <w:lvl w:ilvl="1" w:tentative="1">
+      <w:start w:val="1"/>
+      <w:numFmt w:val="bullet"/>
+      <w:lvlText w:val="o"/>
+      <w:lvlJc w:val="left"/>
+      <w:pPr>
+        <w:tabs>
+          <w:tab w:val="num" w:pos="1440"/>
+        </w:tabs>
+        <w:ind w:left="1440" w:hanging="360"/>
+      </w:pPr>
+      <w:rPr>
+        <w:rFonts w:ascii="Courier New" w:hAnsi="Courier New" w:hint="default"/>
+        <w:sz w:val="20"/>
+      </w:rPr>
+    </w:lvl>
+    <w:lvl w:ilvl="2" w:tentative="1">
+      <w:start w:val="1"/>
+      <w:numFmt w:val="bullet"/>
+      <w:lvlText w:val=""/>
+      <w:lvlJc w:val="left"/>
+      <w:pPr>
+        <w:tabs>
+          <w:tab w:val="num" w:pos="2160"/>
+        </w:tabs>
+        <w:ind w:left="2160" w:hanging="360"/>
+      </w:pPr>
+      <w:rPr>
+        <w:rFonts w:ascii="Wingdings" w:hAnsi="Wingdings" w:hint="default"/>
+        <w:sz w:val="20"/>
+      </w:rPr>
+    </w:lvl>
+    <w:lvl w:ilvl="3" w:tentative="1">
+      <w:start w:val="1"/>
+      <w:numFmt w:val="bullet"/>
+      <w:lvlText w:val=""/>
+      <w:lvlJc w:val="left"/>
+      <w:pPr>
+        <w:tabs>
+          <w:tab w:val="num" w:pos="2880"/>
+        </w:tabs>
+        <w:ind w:left="2880" w:hanging="360"/>
+      </w:pPr>
+      <w:rPr>
+        <w:rFonts w:ascii="Wingdings" w:hAnsi="Wingdings" w:hint="default"/>
+        <w:sz w:val="20"/>
+      </w:rPr>
+    </w:lvl>
+    <w:lvl w:ilvl="4" w:tentative="1">
+      <w:start w:val="1"/>
+      <w:numFmt w:val="bullet"/>
+      <w:lvlText w:val=""/>
+      <w:lvlJc w:val="left"/>
+      <w:pPr>
+        <w:tabs>
+          <w:tab w:val="num" w:pos="3600"/>
+        </w:tabs>
+        <w:ind w:left="3600" w:hanging="360"/>
+      </w:pPr>
+      <w:rPr>
+        <w:rFonts w:ascii="Wingdings" w:hAnsi="Wingdings" w:hint="default"/>
+        <w:sz w:val="20"/>
+      </w:rPr>
+    </w:lvl>
+    <w:lvl w:ilvl="5" w:tentative="1">
+      <w:start w:val="1"/>
+      <w:numFmt w:val="bullet"/>
+      <w:lvlText w:val=""/>
+      <w:lvlJc w:val="left"/>
+      <w:pPr>
+        <w:tabs>
+          <w:tab w:val="num" w:pos="4320"/>
+        </w:tabs>
+        <w:ind w:left="4320" w:hanging="360"/>
+      </w:pPr>
+      <w:rPr>
+        <w:rFonts w:ascii="Wingdings" w:hAnsi="Wingdings" w:hint="default"/>
+        <w:sz w:val="20"/>
+      </w:rPr>
+    </w:lvl>
+    <w:lvl w:ilvl="6" w:tentative="1">
+      <w:start w:val="1"/>
+      <w:numFmt w:val="bullet"/>
+      <w:lvlText w:val=""/>
+      <w:lvlJc w:val="left"/>
+      <w:pPr>
+        <w:tabs>
+          <w:tab w:val="num" w:pos="5040"/>
+        </w:tabs>
+        <w:ind w:left="5040" w:hanging="360"/>
+      </w:pPr>
+      <w:rPr>
+        <w:rFonts w:ascii="Wingdings" w:hAnsi="Wingdings" w:hint="default"/>
+        <w:sz w:val="20"/>
+      </w:rPr>
+    </w:lvl>
+    <w:lvl w:ilvl="7" w:tentative="1">
+      <w:start w:val="1"/>
+      <w:numFmt w:val="bullet"/>
+      <w:lvlText w:val=""/>
+      <w:lvlJc w:val="left"/>
+      <w:pPr>
+        <w:tabs>
+          <w:tab w:val="num" w:pos="5760"/>
+        </w:tabs>
+        <w:ind w:left="5760" w:hanging="360"/>
+      </w:pPr>
+      <w:rPr>
+        <w:rFonts w:ascii="Wingdings" w:hAnsi="Wingdings" w:hint="default"/>
+        <w:sz w:val="20"/>
+      </w:rPr>
+    </w:lvl>
+    <w:lvl w:ilvl="8" w:tentative="1">
+      <w:start w:val="1"/>
+      <w:numFmt w:val="bullet"/>
+      <w:lvlText w:val=""/>
+      <w:lvlJc w:val="left"/>
+      <w:pPr>
+        <w:tabs>
+          <w:tab w:val="num" w:pos="6480"/>
+        </w:tabs>
+        <w:ind w:left="6480" w:hanging="360"/>
+      </w:pPr>
+      <w:rPr>
+        <w:rFonts w:ascii="Wingdings" w:hAnsi="Wingdings" w:hint="default"/>
+        <w:sz w:val="20"/>
+      </w:rPr>
+    </w:lvl>
+  </w:abstractNum>
+  <w:abstractNum w:abstractNumId="5" w15:restartNumberingAfterBreak="0">
+    <w:nsid w:val="278E353D"/>
+    <w:multiLevelType w:val="multilevel"/>
+    <w:tmpl w:val="21A4E186"/>
+    <w:lvl w:ilvl="0">
+      <w:start w:val="1"/>
+      <w:numFmt w:val="bullet"/>
+      <w:lvlText w:val=""/>
+      <w:lvlJc w:val="left"/>
+      <w:pPr>
+        <w:tabs>
+          <w:tab w:val="num" w:pos="720"/>
+        </w:tabs>
+        <w:ind w:left="720" w:hanging="360"/>
+      </w:pPr>
+      <w:rPr>
+        <w:rFonts w:ascii="Symbol" w:hAnsi="Symbol" w:hint="default"/>
+        <w:sz w:val="20"/>
+      </w:rPr>
+    </w:lvl>
+    <w:lvl w:ilvl="1" w:tentative="1">
+      <w:start w:val="1"/>
+      <w:numFmt w:val="bullet"/>
+      <w:lvlText w:val="o"/>
+      <w:lvlJc w:val="left"/>
+      <w:pPr>
+        <w:tabs>
+          <w:tab w:val="num" w:pos="1440"/>
+        </w:tabs>
+        <w:ind w:left="1440" w:hanging="360"/>
+      </w:pPr>
+      <w:rPr>
+        <w:rFonts w:ascii="Courier New" w:hAnsi="Courier New" w:hint="default"/>
+        <w:sz w:val="20"/>
+      </w:rPr>
+    </w:lvl>
+    <w:lvl w:ilvl="2" w:tentative="1">
+      <w:start w:val="1"/>
+      <w:numFmt w:val="bullet"/>
+      <w:lvlText w:val=""/>
+      <w:lvlJc w:val="left"/>
+      <w:pPr>
+        <w:tabs>
+          <w:tab w:val="num" w:pos="2160"/>
+        </w:tabs>
+        <w:ind w:left="2160" w:hanging="360"/>
+      </w:pPr>
+      <w:rPr>
+        <w:rFonts w:ascii="Wingdings" w:hAnsi="Wingdings" w:hint="default"/>
+        <w:sz w:val="20"/>
+      </w:rPr>
+    </w:lvl>
+    <w:lvl w:ilvl="3" w:tentative="1">
+      <w:start w:val="1"/>
+      <w:numFmt w:val="bullet"/>
+      <w:lvlText w:val=""/>
+      <w:lvlJc w:val="left"/>
+      <w:pPr>
+        <w:tabs>
+          <w:tab w:val="num" w:pos="2880"/>
+        </w:tabs>
+        <w:ind w:left="2880" w:hanging="360"/>
+      </w:pPr>
+      <w:rPr>
+        <w:rFonts w:ascii="Wingdings" w:hAnsi="Wingdings" w:hint="default"/>
+        <w:sz w:val="20"/>
+      </w:rPr>
+    </w:lvl>
+    <w:lvl w:ilvl="4" w:tentative="1">
+      <w:start w:val="1"/>
+      <w:numFmt w:val="bullet"/>
+      <w:lvlText w:val=""/>
+      <w:lvlJc w:val="left"/>
+      <w:pPr>
+        <w:tabs>
+          <w:tab w:val="num" w:pos="3600"/>
+        </w:tabs>
+        <w:ind w:left="3600" w:hanging="360"/>
+      </w:pPr>
+      <w:rPr>
+        <w:rFonts w:ascii="Wingdings" w:hAnsi="Wingdings" w:hint="default"/>
+        <w:sz w:val="20"/>
+      </w:rPr>
+    </w:lvl>
+    <w:lvl w:ilvl="5" w:tentative="1">
+      <w:start w:val="1"/>
+      <w:numFmt w:val="bullet"/>
+      <w:lvlText w:val=""/>
+      <w:lvlJc w:val="left"/>
+      <w:pPr>
+        <w:tabs>
+          <w:tab w:val="num" w:pos="4320"/>
+        </w:tabs>
+        <w:ind w:left="4320" w:hanging="360"/>
+      </w:pPr>
+      <w:rPr>
+        <w:rFonts w:ascii="Wingdings" w:hAnsi="Wingdings" w:hint="default"/>
+        <w:sz w:val="20"/>
+      </w:rPr>
+    </w:lvl>
+    <w:lvl w:ilvl="6" w:tentative="1">
+      <w:start w:val="1"/>
+      <w:numFmt w:val="bullet"/>
+      <w:lvlText w:val=""/>
+      <w:lvlJc w:val="left"/>
+      <w:pPr>
+        <w:tabs>
+          <w:tab w:val="num" w:pos="5040"/>
+        </w:tabs>
+        <w:ind w:left="5040" w:hanging="360"/>
+      </w:pPr>
+      <w:rPr>
+        <w:rFonts w:ascii="Wingdings" w:hAnsi="Wingdings" w:hint="default"/>
+        <w:sz w:val="20"/>
+      </w:rPr>
+    </w:lvl>
+    <w:lvl w:ilvl="7" w:tentative="1">
+      <w:start w:val="1"/>
+      <w:numFmt w:val="bullet"/>
+      <w:lvlText w:val=""/>
+      <w:lvlJc w:val="left"/>
+      <w:pPr>
+        <w:tabs>
+          <w:tab w:val="num" w:pos="5760"/>
+        </w:tabs>
+        <w:ind w:left="5760" w:hanging="360"/>
+      </w:pPr>
+      <w:rPr>
+        <w:rFonts w:ascii="Wingdings" w:hAnsi="Wingdings" w:hint="default"/>
+        <w:sz w:val="20"/>
+      </w:rPr>
+    </w:lvl>
+    <w:lvl w:ilvl="8" w:tentative="1">
+      <w:start w:val="1"/>
+      <w:numFmt w:val="bullet"/>
+      <w:lvlText w:val=""/>
+      <w:lvlJc w:val="left"/>
+      <w:pPr>
+        <w:tabs>
+          <w:tab w:val="num" w:pos="6480"/>
+        </w:tabs>
+        <w:ind w:left="6480" w:hanging="360"/>
+      </w:pPr>
+      <w:rPr>
+        <w:rFonts w:ascii="Wingdings" w:hAnsi="Wingdings" w:hint="default"/>
+        <w:sz w:val="20"/>
+      </w:rPr>
+    </w:lvl>
+  </w:abstractNum>
+  <w:abstractNum w:abstractNumId="6" w15:restartNumberingAfterBreak="0">
     <w:nsid w:val="2D320EA2"/>
     <w:multiLevelType w:val="multilevel"/>
     <w:tmpl w:val="31EA57FA"/>
@@ -687,7 +3869,7 @@
       </w:rPr>
     </w:lvl>
   </w:abstractNum>
-  <w:abstractNum w:abstractNumId="1" w15:restartNumberingAfterBreak="0">
+  <w:abstractNum w:abstractNumId="7" w15:restartNumberingAfterBreak="0">
     <w:nsid w:val="31024E0D"/>
     <w:multiLevelType w:val="multilevel"/>
     <w:tmpl w:val="14323778"/>
@@ -800,7 +3982,454 @@
       </w:pPr>
     </w:lvl>
   </w:abstractNum>
-  <w:abstractNum w:abstractNumId="2" w15:restartNumberingAfterBreak="0">
+  <w:abstractNum w:abstractNumId="8" w15:restartNumberingAfterBreak="0">
+    <w:nsid w:val="3D1637CD"/>
+    <w:multiLevelType w:val="multilevel"/>
+    <w:tmpl w:val="0254CBF8"/>
+    <w:lvl w:ilvl="0">
+      <w:start w:val="1"/>
+      <w:numFmt w:val="bullet"/>
+      <w:lvlText w:val=""/>
+      <w:lvlJc w:val="left"/>
+      <w:pPr>
+        <w:tabs>
+          <w:tab w:val="num" w:pos="720"/>
+        </w:tabs>
+        <w:ind w:left="720" w:hanging="360"/>
+      </w:pPr>
+      <w:rPr>
+        <w:rFonts w:ascii="Symbol" w:hAnsi="Symbol" w:hint="default"/>
+        <w:sz w:val="20"/>
+      </w:rPr>
+    </w:lvl>
+    <w:lvl w:ilvl="1" w:tentative="1">
+      <w:start w:val="1"/>
+      <w:numFmt w:val="bullet"/>
+      <w:lvlText w:val="o"/>
+      <w:lvlJc w:val="left"/>
+      <w:pPr>
+        <w:tabs>
+          <w:tab w:val="num" w:pos="1440"/>
+        </w:tabs>
+        <w:ind w:left="1440" w:hanging="360"/>
+      </w:pPr>
+      <w:rPr>
+        <w:rFonts w:ascii="Courier New" w:hAnsi="Courier New" w:hint="default"/>
+        <w:sz w:val="20"/>
+      </w:rPr>
+    </w:lvl>
+    <w:lvl w:ilvl="2" w:tentative="1">
+      <w:start w:val="1"/>
+      <w:numFmt w:val="bullet"/>
+      <w:lvlText w:val=""/>
+      <w:lvlJc w:val="left"/>
+      <w:pPr>
+        <w:tabs>
+          <w:tab w:val="num" w:pos="2160"/>
+        </w:tabs>
+        <w:ind w:left="2160" w:hanging="360"/>
+      </w:pPr>
+      <w:rPr>
+        <w:rFonts w:ascii="Wingdings" w:hAnsi="Wingdings" w:hint="default"/>
+        <w:sz w:val="20"/>
+      </w:rPr>
+    </w:lvl>
+    <w:lvl w:ilvl="3" w:tentative="1">
+      <w:start w:val="1"/>
+      <w:numFmt w:val="bullet"/>
+      <w:lvlText w:val=""/>
+      <w:lvlJc w:val="left"/>
+      <w:pPr>
+        <w:tabs>
+          <w:tab w:val="num" w:pos="2880"/>
+        </w:tabs>
+        <w:ind w:left="2880" w:hanging="360"/>
+      </w:pPr>
+      <w:rPr>
+        <w:rFonts w:ascii="Wingdings" w:hAnsi="Wingdings" w:hint="default"/>
+        <w:sz w:val="20"/>
+      </w:rPr>
+    </w:lvl>
+    <w:lvl w:ilvl="4" w:tentative="1">
+      <w:start w:val="1"/>
+      <w:numFmt w:val="bullet"/>
+      <w:lvlText w:val=""/>
+      <w:lvlJc w:val="left"/>
+      <w:pPr>
+        <w:tabs>
+          <w:tab w:val="num" w:pos="3600"/>
+        </w:tabs>
+        <w:ind w:left="3600" w:hanging="360"/>
+      </w:pPr>
+      <w:rPr>
+        <w:rFonts w:ascii="Wingdings" w:hAnsi="Wingdings" w:hint="default"/>
+        <w:sz w:val="20"/>
+      </w:rPr>
+    </w:lvl>
+    <w:lvl w:ilvl="5" w:tentative="1">
+      <w:start w:val="1"/>
+      <w:numFmt w:val="bullet"/>
+      <w:lvlText w:val=""/>
+      <w:lvlJc w:val="left"/>
+      <w:pPr>
+        <w:tabs>
+          <w:tab w:val="num" w:pos="4320"/>
+        </w:tabs>
+        <w:ind w:left="4320" w:hanging="360"/>
+      </w:pPr>
+      <w:rPr>
+        <w:rFonts w:ascii="Wingdings" w:hAnsi="Wingdings" w:hint="default"/>
+        <w:sz w:val="20"/>
+      </w:rPr>
+    </w:lvl>
+    <w:lvl w:ilvl="6" w:tentative="1">
+      <w:start w:val="1"/>
+      <w:numFmt w:val="bullet"/>
+      <w:lvlText w:val=""/>
+      <w:lvlJc w:val="left"/>
+      <w:pPr>
+        <w:tabs>
+          <w:tab w:val="num" w:pos="5040"/>
+        </w:tabs>
+        <w:ind w:left="5040" w:hanging="360"/>
+      </w:pPr>
+      <w:rPr>
+        <w:rFonts w:ascii="Wingdings" w:hAnsi="Wingdings" w:hint="default"/>
+        <w:sz w:val="20"/>
+      </w:rPr>
+    </w:lvl>
+    <w:lvl w:ilvl="7" w:tentative="1">
+      <w:start w:val="1"/>
+      <w:numFmt w:val="bullet"/>
+      <w:lvlText w:val=""/>
+      <w:lvlJc w:val="left"/>
+      <w:pPr>
+        <w:tabs>
+          <w:tab w:val="num" w:pos="5760"/>
+        </w:tabs>
+        <w:ind w:left="5760" w:hanging="360"/>
+      </w:pPr>
+      <w:rPr>
+        <w:rFonts w:ascii="Wingdings" w:hAnsi="Wingdings" w:hint="default"/>
+        <w:sz w:val="20"/>
+      </w:rPr>
+    </w:lvl>
+    <w:lvl w:ilvl="8" w:tentative="1">
+      <w:start w:val="1"/>
+      <w:numFmt w:val="bullet"/>
+      <w:lvlText w:val=""/>
+      <w:lvlJc w:val="left"/>
+      <w:pPr>
+        <w:tabs>
+          <w:tab w:val="num" w:pos="6480"/>
+        </w:tabs>
+        <w:ind w:left="6480" w:hanging="360"/>
+      </w:pPr>
+      <w:rPr>
+        <w:rFonts w:ascii="Wingdings" w:hAnsi="Wingdings" w:hint="default"/>
+        <w:sz w:val="20"/>
+      </w:rPr>
+    </w:lvl>
+  </w:abstractNum>
+  <w:abstractNum w:abstractNumId="9" w15:restartNumberingAfterBreak="0">
+    <w:nsid w:val="45103B8B"/>
+    <w:multiLevelType w:val="multilevel"/>
+    <w:tmpl w:val="FC362C08"/>
+    <w:lvl w:ilvl="0">
+      <w:start w:val="1"/>
+      <w:numFmt w:val="bullet"/>
+      <w:lvlText w:val=""/>
+      <w:lvlJc w:val="left"/>
+      <w:pPr>
+        <w:tabs>
+          <w:tab w:val="num" w:pos="720"/>
+        </w:tabs>
+        <w:ind w:left="720" w:hanging="360"/>
+      </w:pPr>
+      <w:rPr>
+        <w:rFonts w:ascii="Symbol" w:hAnsi="Symbol" w:hint="default"/>
+        <w:sz w:val="20"/>
+      </w:rPr>
+    </w:lvl>
+    <w:lvl w:ilvl="1" w:tentative="1">
+      <w:start w:val="1"/>
+      <w:numFmt w:val="bullet"/>
+      <w:lvlText w:val="o"/>
+      <w:lvlJc w:val="left"/>
+      <w:pPr>
+        <w:tabs>
+          <w:tab w:val="num" w:pos="1440"/>
+        </w:tabs>
+        <w:ind w:left="1440" w:hanging="360"/>
+      </w:pPr>
+      <w:rPr>
+        <w:rFonts w:ascii="Courier New" w:hAnsi="Courier New" w:hint="default"/>
+        <w:sz w:val="20"/>
+      </w:rPr>
+    </w:lvl>
+    <w:lvl w:ilvl="2" w:tentative="1">
+      <w:start w:val="1"/>
+      <w:numFmt w:val="bullet"/>
+      <w:lvlText w:val=""/>
+      <w:lvlJc w:val="left"/>
+      <w:pPr>
+        <w:tabs>
+          <w:tab w:val="num" w:pos="2160"/>
+        </w:tabs>
+        <w:ind w:left="2160" w:hanging="360"/>
+      </w:pPr>
+      <w:rPr>
+        <w:rFonts w:ascii="Wingdings" w:hAnsi="Wingdings" w:hint="default"/>
+        <w:sz w:val="20"/>
+      </w:rPr>
+    </w:lvl>
+    <w:lvl w:ilvl="3" w:tentative="1">
+      <w:start w:val="1"/>
+      <w:numFmt w:val="bullet"/>
+      <w:lvlText w:val=""/>
+      <w:lvlJc w:val="left"/>
+      <w:pPr>
+        <w:tabs>
+          <w:tab w:val="num" w:pos="2880"/>
+        </w:tabs>
+        <w:ind w:left="2880" w:hanging="360"/>
+      </w:pPr>
+      <w:rPr>
+        <w:rFonts w:ascii="Wingdings" w:hAnsi="Wingdings" w:hint="default"/>
+        <w:sz w:val="20"/>
+      </w:rPr>
+    </w:lvl>
+    <w:lvl w:ilvl="4" w:tentative="1">
+      <w:start w:val="1"/>
+      <w:numFmt w:val="bullet"/>
+      <w:lvlText w:val=""/>
+      <w:lvlJc w:val="left"/>
+      <w:pPr>
+        <w:tabs>
+          <w:tab w:val="num" w:pos="3600"/>
+        </w:tabs>
+        <w:ind w:left="3600" w:hanging="360"/>
+      </w:pPr>
+      <w:rPr>
+        <w:rFonts w:ascii="Wingdings" w:hAnsi="Wingdings" w:hint="default"/>
+        <w:sz w:val="20"/>
+      </w:rPr>
+    </w:lvl>
+    <w:lvl w:ilvl="5" w:tentative="1">
+      <w:start w:val="1"/>
+      <w:numFmt w:val="bullet"/>
+      <w:lvlText w:val=""/>
+      <w:lvlJc w:val="left"/>
+      <w:pPr>
+        <w:tabs>
+          <w:tab w:val="num" w:pos="4320"/>
+        </w:tabs>
+        <w:ind w:left="4320" w:hanging="360"/>
+      </w:pPr>
+      <w:rPr>
+        <w:rFonts w:ascii="Wingdings" w:hAnsi="Wingdings" w:hint="default"/>
+        <w:sz w:val="20"/>
+      </w:rPr>
+    </w:lvl>
+    <w:lvl w:ilvl="6" w:tentative="1">
+      <w:start w:val="1"/>
+      <w:numFmt w:val="bullet"/>
+      <w:lvlText w:val=""/>
+      <w:lvlJc w:val="left"/>
+      <w:pPr>
+        <w:tabs>
+          <w:tab w:val="num" w:pos="5040"/>
+        </w:tabs>
+        <w:ind w:left="5040" w:hanging="360"/>
+      </w:pPr>
+      <w:rPr>
+        <w:rFonts w:ascii="Wingdings" w:hAnsi="Wingdings" w:hint="default"/>
+        <w:sz w:val="20"/>
+      </w:rPr>
+    </w:lvl>
+    <w:lvl w:ilvl="7" w:tentative="1">
+      <w:start w:val="1"/>
+      <w:numFmt w:val="bullet"/>
+      <w:lvlText w:val=""/>
+      <w:lvlJc w:val="left"/>
+      <w:pPr>
+        <w:tabs>
+          <w:tab w:val="num" w:pos="5760"/>
+        </w:tabs>
+        <w:ind w:left="5760" w:hanging="360"/>
+      </w:pPr>
+      <w:rPr>
+        <w:rFonts w:ascii="Wingdings" w:hAnsi="Wingdings" w:hint="default"/>
+        <w:sz w:val="20"/>
+      </w:rPr>
+    </w:lvl>
+    <w:lvl w:ilvl="8" w:tentative="1">
+      <w:start w:val="1"/>
+      <w:numFmt w:val="bullet"/>
+      <w:lvlText w:val=""/>
+      <w:lvlJc w:val="left"/>
+      <w:pPr>
+        <w:tabs>
+          <w:tab w:val="num" w:pos="6480"/>
+        </w:tabs>
+        <w:ind w:left="6480" w:hanging="360"/>
+      </w:pPr>
+      <w:rPr>
+        <w:rFonts w:ascii="Wingdings" w:hAnsi="Wingdings" w:hint="default"/>
+        <w:sz w:val="20"/>
+      </w:rPr>
+    </w:lvl>
+  </w:abstractNum>
+  <w:abstractNum w:abstractNumId="10" w15:restartNumberingAfterBreak="0">
+    <w:nsid w:val="4D1D2741"/>
+    <w:multiLevelType w:val="multilevel"/>
+    <w:tmpl w:val="4F40D848"/>
+    <w:lvl w:ilvl="0">
+      <w:start w:val="1"/>
+      <w:numFmt w:val="bullet"/>
+      <w:lvlText w:val=""/>
+      <w:lvlJc w:val="left"/>
+      <w:pPr>
+        <w:tabs>
+          <w:tab w:val="num" w:pos="720"/>
+        </w:tabs>
+        <w:ind w:left="720" w:hanging="360"/>
+      </w:pPr>
+      <w:rPr>
+        <w:rFonts w:ascii="Symbol" w:hAnsi="Symbol" w:hint="default"/>
+        <w:sz w:val="20"/>
+      </w:rPr>
+    </w:lvl>
+    <w:lvl w:ilvl="1" w:tentative="1">
+      <w:start w:val="1"/>
+      <w:numFmt w:val="bullet"/>
+      <w:lvlText w:val="o"/>
+      <w:lvlJc w:val="left"/>
+      <w:pPr>
+        <w:tabs>
+          <w:tab w:val="num" w:pos="1440"/>
+        </w:tabs>
+        <w:ind w:left="1440" w:hanging="360"/>
+      </w:pPr>
+      <w:rPr>
+        <w:rFonts w:ascii="Courier New" w:hAnsi="Courier New" w:hint="default"/>
+        <w:sz w:val="20"/>
+      </w:rPr>
+    </w:lvl>
+    <w:lvl w:ilvl="2" w:tentative="1">
+      <w:start w:val="1"/>
+      <w:numFmt w:val="bullet"/>
+      <w:lvlText w:val=""/>
+      <w:lvlJc w:val="left"/>
+      <w:pPr>
+        <w:tabs>
+          <w:tab w:val="num" w:pos="2160"/>
+        </w:tabs>
+        <w:ind w:left="2160" w:hanging="360"/>
+      </w:pPr>
+      <w:rPr>
+        <w:rFonts w:ascii="Wingdings" w:hAnsi="Wingdings" w:hint="default"/>
+        <w:sz w:val="20"/>
+      </w:rPr>
+    </w:lvl>
+    <w:lvl w:ilvl="3" w:tentative="1">
+      <w:start w:val="1"/>
+      <w:numFmt w:val="bullet"/>
+      <w:lvlText w:val=""/>
+      <w:lvlJc w:val="left"/>
+      <w:pPr>
+        <w:tabs>
+          <w:tab w:val="num" w:pos="2880"/>
+        </w:tabs>
+        <w:ind w:left="2880" w:hanging="360"/>
+      </w:pPr>
+      <w:rPr>
+        <w:rFonts w:ascii="Wingdings" w:hAnsi="Wingdings" w:hint="default"/>
+        <w:sz w:val="20"/>
+      </w:rPr>
+    </w:lvl>
+    <w:lvl w:ilvl="4" w:tentative="1">
+      <w:start w:val="1"/>
+      <w:numFmt w:val="bullet"/>
+      <w:lvlText w:val=""/>
+      <w:lvlJc w:val="left"/>
+      <w:pPr>
+        <w:tabs>
+          <w:tab w:val="num" w:pos="3600"/>
+        </w:tabs>
+        <w:ind w:left="3600" w:hanging="360"/>
+      </w:pPr>
+      <w:rPr>
+        <w:rFonts w:ascii="Wingdings" w:hAnsi="Wingdings" w:hint="default"/>
+        <w:sz w:val="20"/>
+      </w:rPr>
+    </w:lvl>
+    <w:lvl w:ilvl="5" w:tentative="1">
+      <w:start w:val="1"/>
+      <w:numFmt w:val="bullet"/>
+      <w:lvlText w:val=""/>
+      <w:lvlJc w:val="left"/>
+      <w:pPr>
+        <w:tabs>
+          <w:tab w:val="num" w:pos="4320"/>
+        </w:tabs>
+        <w:ind w:left="4320" w:hanging="360"/>
+      </w:pPr>
+      <w:rPr>
+        <w:rFonts w:ascii="Wingdings" w:hAnsi="Wingdings" w:hint="default"/>
+        <w:sz w:val="20"/>
+      </w:rPr>
+    </w:lvl>
+    <w:lvl w:ilvl="6" w:tentative="1">
+      <w:start w:val="1"/>
+      <w:numFmt w:val="bullet"/>
+      <w:lvlText w:val=""/>
+      <w:lvlJc w:val="left"/>
+      <w:pPr>
+        <w:tabs>
+          <w:tab w:val="num" w:pos="5040"/>
+        </w:tabs>
+        <w:ind w:left="5040" w:hanging="360"/>
+      </w:pPr>
+      <w:rPr>
+        <w:rFonts w:ascii="Wingdings" w:hAnsi="Wingdings" w:hint="default"/>
+        <w:sz w:val="20"/>
+      </w:rPr>
+    </w:lvl>
+    <w:lvl w:ilvl="7" w:tentative="1">
+      <w:start w:val="1"/>
+      <w:numFmt w:val="bullet"/>
+      <w:lvlText w:val=""/>
+      <w:lvlJc w:val="left"/>
+      <w:pPr>
+        <w:tabs>
+          <w:tab w:val="num" w:pos="5760"/>
+        </w:tabs>
+        <w:ind w:left="5760" w:hanging="360"/>
+      </w:pPr>
+      <w:rPr>
+        <w:rFonts w:ascii="Wingdings" w:hAnsi="Wingdings" w:hint="default"/>
+        <w:sz w:val="20"/>
+      </w:rPr>
+    </w:lvl>
+    <w:lvl w:ilvl="8" w:tentative="1">
+      <w:start w:val="1"/>
+      <w:numFmt w:val="bullet"/>
+      <w:lvlText w:val=""/>
+      <w:lvlJc w:val="left"/>
+      <w:pPr>
+        <w:tabs>
+          <w:tab w:val="num" w:pos="6480"/>
+        </w:tabs>
+        <w:ind w:left="6480" w:hanging="360"/>
+      </w:pPr>
+      <w:rPr>
+        <w:rFonts w:ascii="Wingdings" w:hAnsi="Wingdings" w:hint="default"/>
+        <w:sz w:val="20"/>
+      </w:rPr>
+    </w:lvl>
+  </w:abstractNum>
+  <w:abstractNum w:abstractNumId="11" w15:restartNumberingAfterBreak="0">
     <w:nsid w:val="622B62D9"/>
     <w:multiLevelType w:val="multilevel"/>
     <w:tmpl w:val="E736B9D2"/>
@@ -949,14 +4578,345 @@
       </w:rPr>
     </w:lvl>
   </w:abstractNum>
+  <w:abstractNum w:abstractNumId="12" w15:restartNumberingAfterBreak="0">
+    <w:nsid w:val="6455619B"/>
+    <w:multiLevelType w:val="multilevel"/>
+    <w:tmpl w:val="64405D58"/>
+    <w:lvl w:ilvl="0">
+      <w:start w:val="1"/>
+      <w:numFmt w:val="bullet"/>
+      <w:lvlText w:val=""/>
+      <w:lvlJc w:val="left"/>
+      <w:pPr>
+        <w:tabs>
+          <w:tab w:val="num" w:pos="720"/>
+        </w:tabs>
+        <w:ind w:left="720" w:hanging="360"/>
+      </w:pPr>
+      <w:rPr>
+        <w:rFonts w:ascii="Symbol" w:hAnsi="Symbol" w:hint="default"/>
+        <w:sz w:val="20"/>
+      </w:rPr>
+    </w:lvl>
+    <w:lvl w:ilvl="1" w:tentative="1">
+      <w:start w:val="1"/>
+      <w:numFmt w:val="bullet"/>
+      <w:lvlText w:val="o"/>
+      <w:lvlJc w:val="left"/>
+      <w:pPr>
+        <w:tabs>
+          <w:tab w:val="num" w:pos="1440"/>
+        </w:tabs>
+        <w:ind w:left="1440" w:hanging="360"/>
+      </w:pPr>
+      <w:rPr>
+        <w:rFonts w:ascii="Courier New" w:hAnsi="Courier New" w:hint="default"/>
+        <w:sz w:val="20"/>
+      </w:rPr>
+    </w:lvl>
+    <w:lvl w:ilvl="2" w:tentative="1">
+      <w:start w:val="1"/>
+      <w:numFmt w:val="bullet"/>
+      <w:lvlText w:val=""/>
+      <w:lvlJc w:val="left"/>
+      <w:pPr>
+        <w:tabs>
+          <w:tab w:val="num" w:pos="2160"/>
+        </w:tabs>
+        <w:ind w:left="2160" w:hanging="360"/>
+      </w:pPr>
+      <w:rPr>
+        <w:rFonts w:ascii="Wingdings" w:hAnsi="Wingdings" w:hint="default"/>
+        <w:sz w:val="20"/>
+      </w:rPr>
+    </w:lvl>
+    <w:lvl w:ilvl="3" w:tentative="1">
+      <w:start w:val="1"/>
+      <w:numFmt w:val="bullet"/>
+      <w:lvlText w:val=""/>
+      <w:lvlJc w:val="left"/>
+      <w:pPr>
+        <w:tabs>
+          <w:tab w:val="num" w:pos="2880"/>
+        </w:tabs>
+        <w:ind w:left="2880" w:hanging="360"/>
+      </w:pPr>
+      <w:rPr>
+        <w:rFonts w:ascii="Wingdings" w:hAnsi="Wingdings" w:hint="default"/>
+        <w:sz w:val="20"/>
+      </w:rPr>
+    </w:lvl>
+    <w:lvl w:ilvl="4" w:tentative="1">
+      <w:start w:val="1"/>
+      <w:numFmt w:val="bullet"/>
+      <w:lvlText w:val=""/>
+      <w:lvlJc w:val="left"/>
+      <w:pPr>
+        <w:tabs>
+          <w:tab w:val="num" w:pos="3600"/>
+        </w:tabs>
+        <w:ind w:left="3600" w:hanging="360"/>
+      </w:pPr>
+      <w:rPr>
+        <w:rFonts w:ascii="Wingdings" w:hAnsi="Wingdings" w:hint="default"/>
+        <w:sz w:val="20"/>
+      </w:rPr>
+    </w:lvl>
+    <w:lvl w:ilvl="5" w:tentative="1">
+      <w:start w:val="1"/>
+      <w:numFmt w:val="bullet"/>
+      <w:lvlText w:val=""/>
+      <w:lvlJc w:val="left"/>
+      <w:pPr>
+        <w:tabs>
+          <w:tab w:val="num" w:pos="4320"/>
+        </w:tabs>
+        <w:ind w:left="4320" w:hanging="360"/>
+      </w:pPr>
+      <w:rPr>
+        <w:rFonts w:ascii="Wingdings" w:hAnsi="Wingdings" w:hint="default"/>
+        <w:sz w:val="20"/>
+      </w:rPr>
+    </w:lvl>
+    <w:lvl w:ilvl="6" w:tentative="1">
+      <w:start w:val="1"/>
+      <w:numFmt w:val="bullet"/>
+      <w:lvlText w:val=""/>
+      <w:lvlJc w:val="left"/>
+      <w:pPr>
+        <w:tabs>
+          <w:tab w:val="num" w:pos="5040"/>
+        </w:tabs>
+        <w:ind w:left="5040" w:hanging="360"/>
+      </w:pPr>
+      <w:rPr>
+        <w:rFonts w:ascii="Wingdings" w:hAnsi="Wingdings" w:hint="default"/>
+        <w:sz w:val="20"/>
+      </w:rPr>
+    </w:lvl>
+    <w:lvl w:ilvl="7" w:tentative="1">
+      <w:start w:val="1"/>
+      <w:numFmt w:val="bullet"/>
+      <w:lvlText w:val=""/>
+      <w:lvlJc w:val="left"/>
+      <w:pPr>
+        <w:tabs>
+          <w:tab w:val="num" w:pos="5760"/>
+        </w:tabs>
+        <w:ind w:left="5760" w:hanging="360"/>
+      </w:pPr>
+      <w:rPr>
+        <w:rFonts w:ascii="Wingdings" w:hAnsi="Wingdings" w:hint="default"/>
+        <w:sz w:val="20"/>
+      </w:rPr>
+    </w:lvl>
+    <w:lvl w:ilvl="8" w:tentative="1">
+      <w:start w:val="1"/>
+      <w:numFmt w:val="bullet"/>
+      <w:lvlText w:val=""/>
+      <w:lvlJc w:val="left"/>
+      <w:pPr>
+        <w:tabs>
+          <w:tab w:val="num" w:pos="6480"/>
+        </w:tabs>
+        <w:ind w:left="6480" w:hanging="360"/>
+      </w:pPr>
+      <w:rPr>
+        <w:rFonts w:ascii="Wingdings" w:hAnsi="Wingdings" w:hint="default"/>
+        <w:sz w:val="20"/>
+      </w:rPr>
+    </w:lvl>
+  </w:abstractNum>
+  <w:abstractNum w:abstractNumId="13" w15:restartNumberingAfterBreak="0">
+    <w:nsid w:val="6D0E76F6"/>
+    <w:multiLevelType w:val="multilevel"/>
+    <w:tmpl w:val="2332A266"/>
+    <w:lvl w:ilvl="0">
+      <w:start w:val="1"/>
+      <w:numFmt w:val="bullet"/>
+      <w:lvlText w:val=""/>
+      <w:lvlJc w:val="left"/>
+      <w:pPr>
+        <w:tabs>
+          <w:tab w:val="num" w:pos="720"/>
+        </w:tabs>
+        <w:ind w:left="720" w:hanging="360"/>
+      </w:pPr>
+      <w:rPr>
+        <w:rFonts w:ascii="Symbol" w:hAnsi="Symbol" w:hint="default"/>
+        <w:sz w:val="20"/>
+      </w:rPr>
+    </w:lvl>
+    <w:lvl w:ilvl="1" w:tentative="1">
+      <w:start w:val="1"/>
+      <w:numFmt w:val="bullet"/>
+      <w:lvlText w:val="o"/>
+      <w:lvlJc w:val="left"/>
+      <w:pPr>
+        <w:tabs>
+          <w:tab w:val="num" w:pos="1440"/>
+        </w:tabs>
+        <w:ind w:left="1440" w:hanging="360"/>
+      </w:pPr>
+      <w:rPr>
+        <w:rFonts w:ascii="Courier New" w:hAnsi="Courier New" w:hint="default"/>
+        <w:sz w:val="20"/>
+      </w:rPr>
+    </w:lvl>
+    <w:lvl w:ilvl="2" w:tentative="1">
+      <w:start w:val="1"/>
+      <w:numFmt w:val="bullet"/>
+      <w:lvlText w:val=""/>
+      <w:lvlJc w:val="left"/>
+      <w:pPr>
+        <w:tabs>
+          <w:tab w:val="num" w:pos="2160"/>
+        </w:tabs>
+        <w:ind w:left="2160" w:hanging="360"/>
+      </w:pPr>
+      <w:rPr>
+        <w:rFonts w:ascii="Wingdings" w:hAnsi="Wingdings" w:hint="default"/>
+        <w:sz w:val="20"/>
+      </w:rPr>
+    </w:lvl>
+    <w:lvl w:ilvl="3" w:tentative="1">
+      <w:start w:val="1"/>
+      <w:numFmt w:val="bullet"/>
+      <w:lvlText w:val=""/>
+      <w:lvlJc w:val="left"/>
+      <w:pPr>
+        <w:tabs>
+          <w:tab w:val="num" w:pos="2880"/>
+        </w:tabs>
+        <w:ind w:left="2880" w:hanging="360"/>
+      </w:pPr>
+      <w:rPr>
+        <w:rFonts w:ascii="Wingdings" w:hAnsi="Wingdings" w:hint="default"/>
+        <w:sz w:val="20"/>
+      </w:rPr>
+    </w:lvl>
+    <w:lvl w:ilvl="4" w:tentative="1">
+      <w:start w:val="1"/>
+      <w:numFmt w:val="bullet"/>
+      <w:lvlText w:val=""/>
+      <w:lvlJc w:val="left"/>
+      <w:pPr>
+        <w:tabs>
+          <w:tab w:val="num" w:pos="3600"/>
+        </w:tabs>
+        <w:ind w:left="3600" w:hanging="360"/>
+      </w:pPr>
+      <w:rPr>
+        <w:rFonts w:ascii="Wingdings" w:hAnsi="Wingdings" w:hint="default"/>
+        <w:sz w:val="20"/>
+      </w:rPr>
+    </w:lvl>
+    <w:lvl w:ilvl="5" w:tentative="1">
+      <w:start w:val="1"/>
+      <w:numFmt w:val="bullet"/>
+      <w:lvlText w:val=""/>
+      <w:lvlJc w:val="left"/>
+      <w:pPr>
+        <w:tabs>
+          <w:tab w:val="num" w:pos="4320"/>
+        </w:tabs>
+        <w:ind w:left="4320" w:hanging="360"/>
+      </w:pPr>
+      <w:rPr>
+        <w:rFonts w:ascii="Wingdings" w:hAnsi="Wingdings" w:hint="default"/>
+        <w:sz w:val="20"/>
+      </w:rPr>
+    </w:lvl>
+    <w:lvl w:ilvl="6" w:tentative="1">
+      <w:start w:val="1"/>
+      <w:numFmt w:val="bullet"/>
+      <w:lvlText w:val=""/>
+      <w:lvlJc w:val="left"/>
+      <w:pPr>
+        <w:tabs>
+          <w:tab w:val="num" w:pos="5040"/>
+        </w:tabs>
+        <w:ind w:left="5040" w:hanging="360"/>
+      </w:pPr>
+      <w:rPr>
+        <w:rFonts w:ascii="Wingdings" w:hAnsi="Wingdings" w:hint="default"/>
+        <w:sz w:val="20"/>
+      </w:rPr>
+    </w:lvl>
+    <w:lvl w:ilvl="7" w:tentative="1">
+      <w:start w:val="1"/>
+      <w:numFmt w:val="bullet"/>
+      <w:lvlText w:val=""/>
+      <w:lvlJc w:val="left"/>
+      <w:pPr>
+        <w:tabs>
+          <w:tab w:val="num" w:pos="5760"/>
+        </w:tabs>
+        <w:ind w:left="5760" w:hanging="360"/>
+      </w:pPr>
+      <w:rPr>
+        <w:rFonts w:ascii="Wingdings" w:hAnsi="Wingdings" w:hint="default"/>
+        <w:sz w:val="20"/>
+      </w:rPr>
+    </w:lvl>
+    <w:lvl w:ilvl="8" w:tentative="1">
+      <w:start w:val="1"/>
+      <w:numFmt w:val="bullet"/>
+      <w:lvlText w:val=""/>
+      <w:lvlJc w:val="left"/>
+      <w:pPr>
+        <w:tabs>
+          <w:tab w:val="num" w:pos="6480"/>
+        </w:tabs>
+        <w:ind w:left="6480" w:hanging="360"/>
+      </w:pPr>
+      <w:rPr>
+        <w:rFonts w:ascii="Wingdings" w:hAnsi="Wingdings" w:hint="default"/>
+        <w:sz w:val="20"/>
+      </w:rPr>
+    </w:lvl>
+  </w:abstractNum>
   <w:num w:numId="1" w16cid:durableId="826018633">
+    <w:abstractNumId w:val="7"/>
+  </w:num>
+  <w:num w:numId="2" w16cid:durableId="1384403038">
+    <w:abstractNumId w:val="6"/>
+  </w:num>
+  <w:num w:numId="3" w16cid:durableId="677579380">
+    <w:abstractNumId w:val="11"/>
+  </w:num>
+  <w:num w:numId="4" w16cid:durableId="1053235383">
+    <w:abstractNumId w:val="9"/>
+  </w:num>
+  <w:num w:numId="5" w16cid:durableId="1730763241">
+    <w:abstractNumId w:val="10"/>
+  </w:num>
+  <w:num w:numId="6" w16cid:durableId="2102221086">
+    <w:abstractNumId w:val="4"/>
+  </w:num>
+  <w:num w:numId="7" w16cid:durableId="1240870879">
+    <w:abstractNumId w:val="5"/>
+  </w:num>
+  <w:num w:numId="8" w16cid:durableId="1307078970">
+    <w:abstractNumId w:val="8"/>
+  </w:num>
+  <w:num w:numId="9" w16cid:durableId="742677870">
     <w:abstractNumId w:val="1"/>
   </w:num>
-  <w:num w:numId="2" w16cid:durableId="1384403038">
+  <w:num w:numId="10" w16cid:durableId="1589804159">
+    <w:abstractNumId w:val="2"/>
+  </w:num>
+  <w:num w:numId="11" w16cid:durableId="1419599408">
+    <w:abstractNumId w:val="13"/>
+  </w:num>
+  <w:num w:numId="12" w16cid:durableId="1724676283">
     <w:abstractNumId w:val="0"/>
   </w:num>
-  <w:num w:numId="3" w16cid:durableId="677579380">
-    <w:abstractNumId w:val="2"/>
+  <w:num w:numId="13" w16cid:durableId="777335087">
+    <w:abstractNumId w:val="12"/>
+  </w:num>
+  <w:num w:numId="14" w16cid:durableId="1472362812">
+    <w:abstractNumId w:val="3"/>
   </w:num>
 </w:numbering>
 </file>
@@ -1564,7 +5524,6 @@
   <w:style w:type="character" w:default="1" w:styleId="DefaultParagraphFont">
     <w:name w:val="Default Paragraph Font"/>
     <w:uiPriority w:val="1"/>
-    <w:semiHidden/>
     <w:unhideWhenUsed/>
   </w:style>
   <w:style w:type="table" w:default="1" w:styleId="TableNormal">
